--- a/BaoCao.docx
+++ b/BaoCao.docx
@@ -2458,7 +2458,7 @@
           <w:lang w:val="vi-VN"/>
         </w:rPr>
       </w:pPr>
-      <w:bookmarkStart w:id="0" w:name="_Toc230720905"/>
+      <w:bookmarkStart w:id="0" w:name="_Toc230781750"/>
       <w:r>
         <w:rPr>
           <w:lang w:val="vi-VN"/>
@@ -2506,33 +2506,32 @@
           </w:pPr>
           <w:r>
             <w:rPr>
-              <w:rFonts w:asciiTheme="minorHAnsi" w:hAnsiTheme="minorHAnsi" w:hint="cs"/>
+              <w:b w:val="0"/>
+              <w:bCs w:val="0"/>
               <w:i/>
               <w:iCs/>
               <w:noProof w:val="0"/>
-              <w:sz w:val="24"/>
-              <w:szCs w:val="24"/>
             </w:rPr>
             <w:fldChar w:fldCharType="begin"/>
           </w:r>
           <w:r>
             <w:rPr>
-              <w:rFonts w:hint="cs"/>
+              <w:b w:val="0"/>
+              <w:bCs w:val="0"/>
             </w:rPr>
             <w:instrText xml:space="preserve"> TOC \o "1-3" \h \z \u </w:instrText>
           </w:r>
           <w:r>
             <w:rPr>
-              <w:rFonts w:asciiTheme="minorHAnsi" w:hAnsiTheme="minorHAnsi" w:hint="cs"/>
+              <w:b w:val="0"/>
+              <w:bCs w:val="0"/>
               <w:i/>
               <w:iCs/>
               <w:noProof w:val="0"/>
-              <w:sz w:val="24"/>
-              <w:szCs w:val="24"/>
             </w:rPr>
             <w:fldChar w:fldCharType="separate"/>
           </w:r>
-          <w:hyperlink w:anchor="_Toc230720905" w:history="1">
+          <w:hyperlink w:anchor="_Toc230781750" w:history="1">
             <w:r>
               <w:rPr>
                 <w:rStyle w:val="Hyperlink"/>
@@ -2564,7 +2563,7 @@
                 <w:bCs w:val="0"/>
                 <w:webHidden/>
               </w:rPr>
-              <w:instrText xml:space="preserve"> PAGEREF _Toc230720905 \h </w:instrText>
+              <w:instrText xml:space="preserve"> PAGEREF _Toc230781750 \h </w:instrText>
             </w:r>
             <w:r>
               <w:rPr>
@@ -2611,7 +2610,7 @@
               <w14:ligatures w14:val="standardContextual"/>
             </w:rPr>
           </w:pPr>
-          <w:hyperlink w:anchor="_Toc230720906" w:history="1">
+          <w:hyperlink w:anchor="_Toc230781751" w:history="1">
             <w:r>
               <w:rPr>
                 <w:rStyle w:val="Hyperlink"/>
@@ -2643,7 +2642,7 @@
                 <w:bCs w:val="0"/>
                 <w:webHidden/>
               </w:rPr>
-              <w:instrText xml:space="preserve"> PAGEREF _Toc230720906 \h </w:instrText>
+              <w:instrText xml:space="preserve"> PAGEREF _Toc230781751 \h </w:instrText>
             </w:r>
             <w:r>
               <w:rPr>
@@ -2690,7 +2689,7 @@
               <w14:ligatures w14:val="standardContextual"/>
             </w:rPr>
           </w:pPr>
-          <w:hyperlink w:anchor="_Toc230720907" w:history="1">
+          <w:hyperlink w:anchor="_Toc230781752" w:history="1">
             <w:r>
               <w:rPr>
                 <w:rStyle w:val="Hyperlink"/>
@@ -2722,7 +2721,7 @@
                 <w:bCs w:val="0"/>
                 <w:webHidden/>
               </w:rPr>
-              <w:instrText xml:space="preserve"> PAGEREF _Toc230720907 \h </w:instrText>
+              <w:instrText xml:space="preserve"> PAGEREF _Toc230781752 \h </w:instrText>
             </w:r>
             <w:r>
               <w:rPr>
@@ -2769,7 +2768,7 @@
               <w14:ligatures w14:val="standardContextual"/>
             </w:rPr>
           </w:pPr>
-          <w:hyperlink w:anchor="_Toc230720908" w:history="1">
+          <w:hyperlink w:anchor="_Toc230781753" w:history="1">
             <w:r>
               <w:rPr>
                 <w:rStyle w:val="Hyperlink"/>
@@ -2801,7 +2800,7 @@
                 <w:bCs w:val="0"/>
                 <w:webHidden/>
               </w:rPr>
-              <w:instrText xml:space="preserve"> PAGEREF _Toc230720908 \h </w:instrText>
+              <w:instrText xml:space="preserve"> PAGEREF _Toc230781753 \h </w:instrText>
             </w:r>
             <w:r>
               <w:rPr>
@@ -2855,7 +2854,7 @@
               <w14:ligatures w14:val="standardContextual"/>
             </w:rPr>
           </w:pPr>
-          <w:hyperlink w:anchor="_Toc230720909" w:history="1">
+          <w:hyperlink w:anchor="_Toc230781754" w:history="1">
             <w:r>
               <w:rPr>
                 <w:rStyle w:val="Hyperlink"/>
@@ -2930,7 +2929,7 @@
                 <w:sz w:val="28"/>
                 <w:szCs w:val="28"/>
               </w:rPr>
-              <w:instrText xml:space="preserve"> PAGEREF _Toc230720909 \h </w:instrText>
+              <w:instrText xml:space="preserve"> PAGEREF _Toc230781754 \h </w:instrText>
             </w:r>
             <w:r>
               <w:rPr>
@@ -2994,7 +2993,7 @@
               <w14:ligatures w14:val="standardContextual"/>
             </w:rPr>
           </w:pPr>
-          <w:hyperlink w:anchor="_Toc230720910" w:history="1">
+          <w:hyperlink w:anchor="_Toc230781755" w:history="1">
             <w:r>
               <w:rPr>
                 <w:rStyle w:val="Hyperlink"/>
@@ -3058,7 +3057,7 @@
                 <w:sz w:val="28"/>
                 <w:szCs w:val="28"/>
               </w:rPr>
-              <w:instrText xml:space="preserve"> PAGEREF _Toc230720910 \h </w:instrText>
+              <w:instrText xml:space="preserve"> PAGEREF _Toc230781755 \h </w:instrText>
             </w:r>
             <w:r>
               <w:rPr>
@@ -3114,7 +3113,7 @@
               <w14:ligatures w14:val="standardContextual"/>
             </w:rPr>
           </w:pPr>
-          <w:hyperlink w:anchor="_Toc230720911" w:history="1">
+          <w:hyperlink w:anchor="_Toc230781756" w:history="1">
             <w:r>
               <w:rPr>
                 <w:rStyle w:val="Hyperlink"/>
@@ -3178,7 +3177,7 @@
                 <w:sz w:val="28"/>
                 <w:szCs w:val="28"/>
               </w:rPr>
-              <w:instrText xml:space="preserve"> PAGEREF _Toc230720911 \h </w:instrText>
+              <w:instrText xml:space="preserve"> PAGEREF _Toc230781756 \h </w:instrText>
             </w:r>
             <w:r>
               <w:rPr>
@@ -3234,7 +3233,7 @@
               <w14:ligatures w14:val="standardContextual"/>
             </w:rPr>
           </w:pPr>
-          <w:hyperlink w:anchor="_Toc230720912" w:history="1">
+          <w:hyperlink w:anchor="_Toc230781757" w:history="1">
             <w:r>
               <w:rPr>
                 <w:rStyle w:val="Hyperlink"/>
@@ -3298,7 +3297,7 @@
                 <w:sz w:val="28"/>
                 <w:szCs w:val="28"/>
               </w:rPr>
-              <w:instrText xml:space="preserve"> PAGEREF _Toc230720912 \h </w:instrText>
+              <w:instrText xml:space="preserve"> PAGEREF _Toc230781757 \h </w:instrText>
             </w:r>
             <w:r>
               <w:rPr>
@@ -3354,7 +3353,7 @@
               <w14:ligatures w14:val="standardContextual"/>
             </w:rPr>
           </w:pPr>
-          <w:hyperlink w:anchor="_Toc230720913" w:history="1">
+          <w:hyperlink w:anchor="_Toc230781758" w:history="1">
             <w:r>
               <w:rPr>
                 <w:rStyle w:val="Hyperlink"/>
@@ -3418,7 +3417,7 @@
                 <w:sz w:val="28"/>
                 <w:szCs w:val="28"/>
               </w:rPr>
-              <w:instrText xml:space="preserve"> PAGEREF _Toc230720913 \h </w:instrText>
+              <w:instrText xml:space="preserve"> PAGEREF _Toc230781758 \h </w:instrText>
             </w:r>
             <w:r>
               <w:rPr>
@@ -3474,7 +3473,7 @@
               <w14:ligatures w14:val="standardContextual"/>
             </w:rPr>
           </w:pPr>
-          <w:hyperlink w:anchor="_Toc230720914" w:history="1">
+          <w:hyperlink w:anchor="_Toc230781759" w:history="1">
             <w:r>
               <w:rPr>
                 <w:rStyle w:val="Hyperlink"/>
@@ -3538,7 +3537,7 @@
                 <w:sz w:val="28"/>
                 <w:szCs w:val="28"/>
               </w:rPr>
-              <w:instrText xml:space="preserve"> PAGEREF _Toc230720914 \h </w:instrText>
+              <w:instrText xml:space="preserve"> PAGEREF _Toc230781759 \h </w:instrText>
             </w:r>
             <w:r>
               <w:rPr>
@@ -3594,7 +3593,7 @@
               <w14:ligatures w14:val="standardContextual"/>
             </w:rPr>
           </w:pPr>
-          <w:hyperlink w:anchor="_Toc230720915" w:history="1">
+          <w:hyperlink w:anchor="_Toc230781760" w:history="1">
             <w:r>
               <w:rPr>
                 <w:rStyle w:val="Hyperlink"/>
@@ -3658,7 +3657,7 @@
                 <w:sz w:val="28"/>
                 <w:szCs w:val="28"/>
               </w:rPr>
-              <w:instrText xml:space="preserve"> PAGEREF _Toc230720915 \h </w:instrText>
+              <w:instrText xml:space="preserve"> PAGEREF _Toc230781760 \h </w:instrText>
             </w:r>
             <w:r>
               <w:rPr>
@@ -3720,7 +3719,7 @@
               <w14:ligatures w14:val="standardContextual"/>
             </w:rPr>
           </w:pPr>
-          <w:hyperlink w:anchor="_Toc230720916" w:history="1">
+          <w:hyperlink w:anchor="_Toc230781761" w:history="1">
             <w:r>
               <w:rPr>
                 <w:rStyle w:val="Hyperlink"/>
@@ -3795,7 +3794,7 @@
                 <w:sz w:val="28"/>
                 <w:szCs w:val="28"/>
               </w:rPr>
-              <w:instrText xml:space="preserve"> PAGEREF _Toc230720916 \h </w:instrText>
+              <w:instrText xml:space="preserve"> PAGEREF _Toc230781761 \h </w:instrText>
             </w:r>
             <w:r>
               <w:rPr>
@@ -3859,7 +3858,7 @@
               <w14:ligatures w14:val="standardContextual"/>
             </w:rPr>
           </w:pPr>
-          <w:hyperlink w:anchor="_Toc230720917" w:history="1">
+          <w:hyperlink w:anchor="_Toc230781762" w:history="1">
             <w:r>
               <w:rPr>
                 <w:rStyle w:val="Hyperlink"/>
@@ -3922,7 +3921,7 @@
                 <w:sz w:val="28"/>
                 <w:szCs w:val="28"/>
               </w:rPr>
-              <w:instrText xml:space="preserve"> PAGEREF _Toc230720917 \h </w:instrText>
+              <w:instrText xml:space="preserve"> PAGEREF _Toc230781762 \h </w:instrText>
             </w:r>
             <w:r>
               <w:rPr>
@@ -3978,36 +3977,37 @@
               <w14:ligatures w14:val="standardContextual"/>
             </w:rPr>
           </w:pPr>
-          <w:hyperlink w:anchor="_Toc230720918" w:history="1">
+          <w:hyperlink w:anchor="_Toc230781763" w:history="1">
+            <w:r>
+              <w:rPr>
+                <w:rStyle w:val="Hyperlink"/>
+                <w:rFonts w:ascii="Times New Roman" w:hAnsi="Times New Roman"/>
+                <w:iCs/>
+                <w:noProof/>
+                <w:spacing w:val="-3"/>
+                <w:sz w:val="28"/>
+                <w:szCs w:val="28"/>
+                <w:lang w:val="vi-VN"/>
+              </w:rPr>
+              <w:t>1.2.2.</w:t>
+            </w:r>
+            <w:r>
+              <w:rPr>
+                <w:rFonts w:ascii="Times New Roman" w:eastAsiaTheme="minorEastAsia" w:hAnsi="Times New Roman"/>
+                <w:noProof/>
+                <w:kern w:val="2"/>
+                <w:sz w:val="28"/>
+                <w:szCs w:val="28"/>
+                <w:lang w:val="en-VN"/>
+                <w14:ligatures w14:val="standardContextual"/>
+              </w:rPr>
+              <w:tab/>
+            </w:r>
             <w:r>
               <w:rPr>
                 <w:rStyle w:val="Hyperlink"/>
                 <w:rFonts w:ascii="Times New Roman" w:hAnsi="Times New Roman"/>
                 <w:noProof/>
-                <w:spacing w:val="-3"/>
-                <w:sz w:val="28"/>
-                <w:szCs w:val="28"/>
-                <w:lang w:val="vi-VN"/>
-              </w:rPr>
-              <w:t>1.2.2.</w:t>
-            </w:r>
-            <w:r>
-              <w:rPr>
-                <w:rFonts w:ascii="Times New Roman" w:eastAsiaTheme="minorEastAsia" w:hAnsi="Times New Roman"/>
-                <w:noProof/>
-                <w:kern w:val="2"/>
-                <w:sz w:val="28"/>
-                <w:szCs w:val="28"/>
-                <w:lang w:val="en-VN"/>
-                <w14:ligatures w14:val="standardContextual"/>
-              </w:rPr>
-              <w:tab/>
-            </w:r>
-            <w:r>
-              <w:rPr>
-                <w:rStyle w:val="Hyperlink"/>
-                <w:rFonts w:ascii="Times New Roman" w:hAnsi="Times New Roman"/>
-                <w:noProof/>
                 <w:sz w:val="28"/>
                 <w:szCs w:val="28"/>
                 <w:lang w:val="en-VN"/>
@@ -4042,7 +4042,7 @@
                 <w:sz w:val="28"/>
                 <w:szCs w:val="28"/>
               </w:rPr>
-              <w:instrText xml:space="preserve"> PAGEREF _Toc230720918 \h </w:instrText>
+              <w:instrText xml:space="preserve"> PAGEREF _Toc230781763 \h </w:instrText>
             </w:r>
             <w:r>
               <w:rPr>
@@ -4098,36 +4098,37 @@
               <w14:ligatures w14:val="standardContextual"/>
             </w:rPr>
           </w:pPr>
-          <w:hyperlink w:anchor="_Toc230720919" w:history="1">
+          <w:hyperlink w:anchor="_Toc230781764" w:history="1">
+            <w:r>
+              <w:rPr>
+                <w:rStyle w:val="Hyperlink"/>
+                <w:rFonts w:ascii="Times New Roman" w:hAnsi="Times New Roman"/>
+                <w:iCs/>
+                <w:noProof/>
+                <w:spacing w:val="-3"/>
+                <w:sz w:val="28"/>
+                <w:szCs w:val="28"/>
+                <w:lang w:val="vi-VN"/>
+              </w:rPr>
+              <w:t>1.2.3.</w:t>
+            </w:r>
+            <w:r>
+              <w:rPr>
+                <w:rFonts w:ascii="Times New Roman" w:eastAsiaTheme="minorEastAsia" w:hAnsi="Times New Roman"/>
+                <w:noProof/>
+                <w:kern w:val="2"/>
+                <w:sz w:val="28"/>
+                <w:szCs w:val="28"/>
+                <w:lang w:val="en-VN"/>
+                <w14:ligatures w14:val="standardContextual"/>
+              </w:rPr>
+              <w:tab/>
+            </w:r>
             <w:r>
               <w:rPr>
                 <w:rStyle w:val="Hyperlink"/>
                 <w:rFonts w:ascii="Times New Roman" w:hAnsi="Times New Roman"/>
                 <w:noProof/>
-                <w:spacing w:val="-3"/>
-                <w:sz w:val="28"/>
-                <w:szCs w:val="28"/>
-                <w:lang w:val="vi-VN"/>
-              </w:rPr>
-              <w:t>1.2.3.</w:t>
-            </w:r>
-            <w:r>
-              <w:rPr>
-                <w:rFonts w:ascii="Times New Roman" w:eastAsiaTheme="minorEastAsia" w:hAnsi="Times New Roman"/>
-                <w:noProof/>
-                <w:kern w:val="2"/>
-                <w:sz w:val="28"/>
-                <w:szCs w:val="28"/>
-                <w:lang w:val="en-VN"/>
-                <w14:ligatures w14:val="standardContextual"/>
-              </w:rPr>
-              <w:tab/>
-            </w:r>
-            <w:r>
-              <w:rPr>
-                <w:rStyle w:val="Hyperlink"/>
-                <w:rFonts w:ascii="Times New Roman" w:hAnsi="Times New Roman"/>
-                <w:noProof/>
                 <w:sz w:val="28"/>
                 <w:szCs w:val="28"/>
                 <w:lang w:val="en-VN"/>
@@ -4162,7 +4163,7 @@
                 <w:sz w:val="28"/>
                 <w:szCs w:val="28"/>
               </w:rPr>
-              <w:instrText xml:space="preserve"> PAGEREF _Toc230720919 \h </w:instrText>
+              <w:instrText xml:space="preserve"> PAGEREF _Toc230781764 \h </w:instrText>
             </w:r>
             <w:r>
               <w:rPr>
@@ -4218,36 +4219,37 @@
               <w14:ligatures w14:val="standardContextual"/>
             </w:rPr>
           </w:pPr>
-          <w:hyperlink w:anchor="_Toc230720920" w:history="1">
+          <w:hyperlink w:anchor="_Toc230781765" w:history="1">
+            <w:r>
+              <w:rPr>
+                <w:rStyle w:val="Hyperlink"/>
+                <w:rFonts w:ascii="Times New Roman" w:hAnsi="Times New Roman"/>
+                <w:iCs/>
+                <w:noProof/>
+                <w:spacing w:val="-3"/>
+                <w:sz w:val="28"/>
+                <w:szCs w:val="28"/>
+                <w:lang w:val="vi-VN"/>
+              </w:rPr>
+              <w:t>1.2.4.</w:t>
+            </w:r>
+            <w:r>
+              <w:rPr>
+                <w:rFonts w:ascii="Times New Roman" w:eastAsiaTheme="minorEastAsia" w:hAnsi="Times New Roman"/>
+                <w:noProof/>
+                <w:kern w:val="2"/>
+                <w:sz w:val="28"/>
+                <w:szCs w:val="28"/>
+                <w:lang w:val="en-VN"/>
+                <w14:ligatures w14:val="standardContextual"/>
+              </w:rPr>
+              <w:tab/>
+            </w:r>
             <w:r>
               <w:rPr>
                 <w:rStyle w:val="Hyperlink"/>
                 <w:rFonts w:ascii="Times New Roman" w:hAnsi="Times New Roman"/>
                 <w:noProof/>
-                <w:spacing w:val="-3"/>
-                <w:sz w:val="28"/>
-                <w:szCs w:val="28"/>
-                <w:lang w:val="vi-VN"/>
-              </w:rPr>
-              <w:t>1.2.4.</w:t>
-            </w:r>
-            <w:r>
-              <w:rPr>
-                <w:rFonts w:ascii="Times New Roman" w:eastAsiaTheme="minorEastAsia" w:hAnsi="Times New Roman"/>
-                <w:noProof/>
-                <w:kern w:val="2"/>
-                <w:sz w:val="28"/>
-                <w:szCs w:val="28"/>
-                <w:lang w:val="en-VN"/>
-                <w14:ligatures w14:val="standardContextual"/>
-              </w:rPr>
-              <w:tab/>
-            </w:r>
-            <w:r>
-              <w:rPr>
-                <w:rStyle w:val="Hyperlink"/>
-                <w:rFonts w:ascii="Times New Roman" w:hAnsi="Times New Roman"/>
-                <w:noProof/>
                 <w:sz w:val="28"/>
                 <w:szCs w:val="28"/>
                 <w:lang w:val="en-VN"/>
@@ -4282,7 +4284,7 @@
                 <w:sz w:val="28"/>
                 <w:szCs w:val="28"/>
               </w:rPr>
-              <w:instrText xml:space="preserve"> PAGEREF _Toc230720920 \h </w:instrText>
+              <w:instrText xml:space="preserve"> PAGEREF _Toc230781765 \h </w:instrText>
             </w:r>
             <w:r>
               <w:rPr>
@@ -4338,36 +4340,37 @@
               <w14:ligatures w14:val="standardContextual"/>
             </w:rPr>
           </w:pPr>
-          <w:hyperlink w:anchor="_Toc230720921" w:history="1">
+          <w:hyperlink w:anchor="_Toc230781766" w:history="1">
+            <w:r>
+              <w:rPr>
+                <w:rStyle w:val="Hyperlink"/>
+                <w:rFonts w:ascii="Times New Roman" w:hAnsi="Times New Roman"/>
+                <w:iCs/>
+                <w:noProof/>
+                <w:spacing w:val="-3"/>
+                <w:sz w:val="28"/>
+                <w:szCs w:val="28"/>
+                <w:lang w:val="vi-VN"/>
+              </w:rPr>
+              <w:t>1.2.5.</w:t>
+            </w:r>
+            <w:r>
+              <w:rPr>
+                <w:rFonts w:ascii="Times New Roman" w:eastAsiaTheme="minorEastAsia" w:hAnsi="Times New Roman"/>
+                <w:noProof/>
+                <w:kern w:val="2"/>
+                <w:sz w:val="28"/>
+                <w:szCs w:val="28"/>
+                <w:lang w:val="en-VN"/>
+                <w14:ligatures w14:val="standardContextual"/>
+              </w:rPr>
+              <w:tab/>
+            </w:r>
             <w:r>
               <w:rPr>
                 <w:rStyle w:val="Hyperlink"/>
                 <w:rFonts w:ascii="Times New Roman" w:hAnsi="Times New Roman"/>
                 <w:noProof/>
-                <w:spacing w:val="-3"/>
-                <w:sz w:val="28"/>
-                <w:szCs w:val="28"/>
-                <w:lang w:val="vi-VN"/>
-              </w:rPr>
-              <w:t>1.2.5.</w:t>
-            </w:r>
-            <w:r>
-              <w:rPr>
-                <w:rFonts w:ascii="Times New Roman" w:eastAsiaTheme="minorEastAsia" w:hAnsi="Times New Roman"/>
-                <w:noProof/>
-                <w:kern w:val="2"/>
-                <w:sz w:val="28"/>
-                <w:szCs w:val="28"/>
-                <w:lang w:val="en-VN"/>
-                <w14:ligatures w14:val="standardContextual"/>
-              </w:rPr>
-              <w:tab/>
-            </w:r>
-            <w:r>
-              <w:rPr>
-                <w:rStyle w:val="Hyperlink"/>
-                <w:rFonts w:ascii="Times New Roman" w:hAnsi="Times New Roman"/>
-                <w:noProof/>
                 <w:sz w:val="28"/>
                 <w:szCs w:val="28"/>
                 <w:lang w:val="en-VN"/>
@@ -4402,7 +4405,7 @@
                 <w:sz w:val="28"/>
                 <w:szCs w:val="28"/>
               </w:rPr>
-              <w:instrText xml:space="preserve"> PAGEREF _Toc230720921 \h </w:instrText>
+              <w:instrText xml:space="preserve"> PAGEREF _Toc230781766 \h </w:instrText>
             </w:r>
             <w:r>
               <w:rPr>
@@ -4464,7 +4467,7 @@
               <w14:ligatures w14:val="standardContextual"/>
             </w:rPr>
           </w:pPr>
-          <w:hyperlink w:anchor="_Toc230720922" w:history="1">
+          <w:hyperlink w:anchor="_Toc230781767" w:history="1">
             <w:r>
               <w:rPr>
                 <w:rStyle w:val="Hyperlink"/>
@@ -4539,7 +4542,7 @@
                 <w:sz w:val="28"/>
                 <w:szCs w:val="28"/>
               </w:rPr>
-              <w:instrText xml:space="preserve"> PAGEREF _Toc230720922 \h </w:instrText>
+              <w:instrText xml:space="preserve"> PAGEREF _Toc230781767 \h </w:instrText>
             </w:r>
             <w:r>
               <w:rPr>
@@ -4574,7 +4577,7 @@
                 <w:sz w:val="28"/>
                 <w:szCs w:val="28"/>
               </w:rPr>
-              <w:t>15</w:t>
+              <w:t>16</w:t>
             </w:r>
             <w:r>
               <w:rPr>
@@ -4603,36 +4606,37 @@
               <w14:ligatures w14:val="standardContextual"/>
             </w:rPr>
           </w:pPr>
-          <w:hyperlink w:anchor="_Toc230720923" w:history="1">
+          <w:hyperlink w:anchor="_Toc230781768" w:history="1">
+            <w:r>
+              <w:rPr>
+                <w:rStyle w:val="Hyperlink"/>
+                <w:rFonts w:ascii="Times New Roman" w:hAnsi="Times New Roman"/>
+                <w:iCs/>
+                <w:noProof/>
+                <w:spacing w:val="-3"/>
+                <w:sz w:val="28"/>
+                <w:szCs w:val="28"/>
+                <w:lang w:val="vi-VN"/>
+              </w:rPr>
+              <w:t>1.3.1.</w:t>
+            </w:r>
+            <w:r>
+              <w:rPr>
+                <w:rFonts w:ascii="Times New Roman" w:eastAsiaTheme="minorEastAsia" w:hAnsi="Times New Roman"/>
+                <w:noProof/>
+                <w:kern w:val="2"/>
+                <w:sz w:val="28"/>
+                <w:szCs w:val="28"/>
+                <w:lang w:val="en-VN"/>
+                <w14:ligatures w14:val="standardContextual"/>
+              </w:rPr>
+              <w:tab/>
+            </w:r>
             <w:r>
               <w:rPr>
                 <w:rStyle w:val="Hyperlink"/>
                 <w:rFonts w:ascii="Times New Roman" w:hAnsi="Times New Roman"/>
                 <w:noProof/>
-                <w:spacing w:val="-3"/>
-                <w:sz w:val="28"/>
-                <w:szCs w:val="28"/>
-                <w:lang w:val="vi-VN"/>
-              </w:rPr>
-              <w:t>1.3.1.</w:t>
-            </w:r>
-            <w:r>
-              <w:rPr>
-                <w:rFonts w:ascii="Times New Roman" w:eastAsiaTheme="minorEastAsia" w:hAnsi="Times New Roman"/>
-                <w:noProof/>
-                <w:kern w:val="2"/>
-                <w:sz w:val="28"/>
-                <w:szCs w:val="28"/>
-                <w:lang w:val="en-VN"/>
-                <w14:ligatures w14:val="standardContextual"/>
-              </w:rPr>
-              <w:tab/>
-            </w:r>
-            <w:r>
-              <w:rPr>
-                <w:rStyle w:val="Hyperlink"/>
-                <w:rFonts w:ascii="Times New Roman" w:hAnsi="Times New Roman"/>
-                <w:noProof/>
                 <w:sz w:val="28"/>
                 <w:szCs w:val="28"/>
                 <w:lang w:val="en-VN"/>
@@ -4667,7 +4671,7 @@
                 <w:sz w:val="28"/>
                 <w:szCs w:val="28"/>
               </w:rPr>
-              <w:instrText xml:space="preserve"> PAGEREF _Toc230720923 \h </w:instrText>
+              <w:instrText xml:space="preserve"> PAGEREF _Toc230781768 \h </w:instrText>
             </w:r>
             <w:r>
               <w:rPr>
@@ -4723,36 +4727,37 @@
               <w14:ligatures w14:val="standardContextual"/>
             </w:rPr>
           </w:pPr>
-          <w:hyperlink w:anchor="_Toc230720924" w:history="1">
+          <w:hyperlink w:anchor="_Toc230781769" w:history="1">
+            <w:r>
+              <w:rPr>
+                <w:rStyle w:val="Hyperlink"/>
+                <w:rFonts w:ascii="Times New Roman" w:hAnsi="Times New Roman"/>
+                <w:iCs/>
+                <w:noProof/>
+                <w:spacing w:val="-3"/>
+                <w:sz w:val="28"/>
+                <w:szCs w:val="28"/>
+                <w:lang w:val="vi-VN"/>
+              </w:rPr>
+              <w:t>1.3.2.</w:t>
+            </w:r>
+            <w:r>
+              <w:rPr>
+                <w:rFonts w:ascii="Times New Roman" w:eastAsiaTheme="minorEastAsia" w:hAnsi="Times New Roman"/>
+                <w:noProof/>
+                <w:kern w:val="2"/>
+                <w:sz w:val="28"/>
+                <w:szCs w:val="28"/>
+                <w:lang w:val="en-VN"/>
+                <w14:ligatures w14:val="standardContextual"/>
+              </w:rPr>
+              <w:tab/>
+            </w:r>
             <w:r>
               <w:rPr>
                 <w:rStyle w:val="Hyperlink"/>
                 <w:rFonts w:ascii="Times New Roman" w:hAnsi="Times New Roman"/>
                 <w:noProof/>
-                <w:spacing w:val="-3"/>
-                <w:sz w:val="28"/>
-                <w:szCs w:val="28"/>
-                <w:lang w:val="vi-VN"/>
-              </w:rPr>
-              <w:t>1.3.2.</w:t>
-            </w:r>
-            <w:r>
-              <w:rPr>
-                <w:rFonts w:ascii="Times New Roman" w:eastAsiaTheme="minorEastAsia" w:hAnsi="Times New Roman"/>
-                <w:noProof/>
-                <w:kern w:val="2"/>
-                <w:sz w:val="28"/>
-                <w:szCs w:val="28"/>
-                <w:lang w:val="en-VN"/>
-                <w14:ligatures w14:val="standardContextual"/>
-              </w:rPr>
-              <w:tab/>
-            </w:r>
-            <w:r>
-              <w:rPr>
-                <w:rStyle w:val="Hyperlink"/>
-                <w:rFonts w:ascii="Times New Roman" w:hAnsi="Times New Roman"/>
-                <w:noProof/>
                 <w:sz w:val="28"/>
                 <w:szCs w:val="28"/>
                 <w:lang w:val="en-VN"/>
@@ -4787,7 +4792,7 @@
                 <w:sz w:val="28"/>
                 <w:szCs w:val="28"/>
               </w:rPr>
-              <w:instrText xml:space="preserve"> PAGEREF _Toc230720924 \h </w:instrText>
+              <w:instrText xml:space="preserve"> PAGEREF _Toc230781769 \h </w:instrText>
             </w:r>
             <w:r>
               <w:rPr>
@@ -4842,7 +4847,7 @@
               <w14:ligatures w14:val="standardContextual"/>
             </w:rPr>
           </w:pPr>
-          <w:hyperlink w:anchor="_Toc230720925" w:history="1">
+          <w:hyperlink w:anchor="_Toc230781770" w:history="1">
             <w:r>
               <w:rPr>
                 <w:rStyle w:val="Hyperlink"/>
@@ -4873,7 +4878,7 @@
                 <w:bCs w:val="0"/>
                 <w:webHidden/>
               </w:rPr>
-              <w:instrText xml:space="preserve"> PAGEREF _Toc230720925 \h </w:instrText>
+              <w:instrText xml:space="preserve"> PAGEREF _Toc230781770 \h </w:instrText>
             </w:r>
             <w:r>
               <w:rPr>
@@ -4896,7 +4901,7 @@
                 <w:bCs w:val="0"/>
                 <w:webHidden/>
               </w:rPr>
-              <w:t>18</w:t>
+              <w:t>19</w:t>
             </w:r>
             <w:r>
               <w:rPr>
@@ -4927,7 +4932,7 @@
               <w14:ligatures w14:val="standardContextual"/>
             </w:rPr>
           </w:pPr>
-          <w:hyperlink w:anchor="_Toc230720926" w:history="1">
+          <w:hyperlink w:anchor="_Toc230781771" w:history="1">
             <w:r>
               <w:rPr>
                 <w:rStyle w:val="Hyperlink"/>
@@ -5002,7 +5007,7 @@
                 <w:sz w:val="28"/>
                 <w:szCs w:val="28"/>
               </w:rPr>
-              <w:instrText xml:space="preserve"> PAGEREF _Toc230720926 \h </w:instrText>
+              <w:instrText xml:space="preserve"> PAGEREF _Toc230781771 \h </w:instrText>
             </w:r>
             <w:r>
               <w:rPr>
@@ -5037,7 +5042,7 @@
                 <w:sz w:val="28"/>
                 <w:szCs w:val="28"/>
               </w:rPr>
-              <w:t>18</w:t>
+              <w:t>19</w:t>
             </w:r>
             <w:r>
               <w:rPr>
@@ -5066,7 +5071,7 @@
               <w14:ligatures w14:val="standardContextual"/>
             </w:rPr>
           </w:pPr>
-          <w:hyperlink w:anchor="_Toc230720927" w:history="1">
+          <w:hyperlink w:anchor="_Toc230781772" w:history="1">
             <w:r>
               <w:rPr>
                 <w:rStyle w:val="Hyperlink"/>
@@ -5129,7 +5134,7 @@
                 <w:sz w:val="28"/>
                 <w:szCs w:val="28"/>
               </w:rPr>
-              <w:instrText xml:space="preserve"> PAGEREF _Toc230720927 \h </w:instrText>
+              <w:instrText xml:space="preserve"> PAGEREF _Toc230781772 \h </w:instrText>
             </w:r>
             <w:r>
               <w:rPr>
@@ -5158,7 +5163,7 @@
                 <w:sz w:val="28"/>
                 <w:szCs w:val="28"/>
               </w:rPr>
-              <w:t>18</w:t>
+              <w:t>19</w:t>
             </w:r>
             <w:r>
               <w:rPr>
@@ -5185,7 +5190,7 @@
               <w14:ligatures w14:val="standardContextual"/>
             </w:rPr>
           </w:pPr>
-          <w:hyperlink w:anchor="_Toc230720928" w:history="1">
+          <w:hyperlink w:anchor="_Toc230781773" w:history="1">
             <w:r>
               <w:rPr>
                 <w:rStyle w:val="Hyperlink"/>
@@ -5248,7 +5253,7 @@
                 <w:sz w:val="28"/>
                 <w:szCs w:val="28"/>
               </w:rPr>
-              <w:instrText xml:space="preserve"> PAGEREF _Toc230720928 \h </w:instrText>
+              <w:instrText xml:space="preserve"> PAGEREF _Toc230781773 \h </w:instrText>
             </w:r>
             <w:r>
               <w:rPr>
@@ -5277,7 +5282,7 @@
                 <w:sz w:val="28"/>
                 <w:szCs w:val="28"/>
               </w:rPr>
-              <w:t>19</w:t>
+              <w:t>20</w:t>
             </w:r>
             <w:r>
               <w:rPr>
@@ -5304,7 +5309,7 @@
               <w14:ligatures w14:val="standardContextual"/>
             </w:rPr>
           </w:pPr>
-          <w:hyperlink w:anchor="_Toc230720929" w:history="1">
+          <w:hyperlink w:anchor="_Toc230781774" w:history="1">
             <w:r>
               <w:rPr>
                 <w:rStyle w:val="Hyperlink"/>
@@ -5367,7 +5372,7 @@
                 <w:sz w:val="28"/>
                 <w:szCs w:val="28"/>
               </w:rPr>
-              <w:instrText xml:space="preserve"> PAGEREF _Toc230720929 \h </w:instrText>
+              <w:instrText xml:space="preserve"> PAGEREF _Toc230781774 \h </w:instrText>
             </w:r>
             <w:r>
               <w:rPr>
@@ -5396,7 +5401,7 @@
                 <w:sz w:val="28"/>
                 <w:szCs w:val="28"/>
               </w:rPr>
-              <w:t>20</w:t>
+              <w:t>21</w:t>
             </w:r>
             <w:r>
               <w:rPr>
@@ -5423,7 +5428,7 @@
               <w14:ligatures w14:val="standardContextual"/>
             </w:rPr>
           </w:pPr>
-          <w:hyperlink w:anchor="_Toc230720930" w:history="1">
+          <w:hyperlink w:anchor="_Toc230781775" w:history="1">
             <w:r>
               <w:rPr>
                 <w:rStyle w:val="Hyperlink"/>
@@ -5486,7 +5491,7 @@
                 <w:sz w:val="28"/>
                 <w:szCs w:val="28"/>
               </w:rPr>
-              <w:instrText xml:space="preserve"> PAGEREF _Toc230720930 \h </w:instrText>
+              <w:instrText xml:space="preserve"> PAGEREF _Toc230781775 \h </w:instrText>
             </w:r>
             <w:r>
               <w:rPr>
@@ -5515,7 +5520,7 @@
                 <w:sz w:val="28"/>
                 <w:szCs w:val="28"/>
               </w:rPr>
-              <w:t>20</w:t>
+              <w:t>21</w:t>
             </w:r>
             <w:r>
               <w:rPr>
@@ -5542,7 +5547,7 @@
               <w14:ligatures w14:val="standardContextual"/>
             </w:rPr>
           </w:pPr>
-          <w:hyperlink w:anchor="_Toc230720931" w:history="1">
+          <w:hyperlink w:anchor="_Toc230781776" w:history="1">
             <w:r>
               <w:rPr>
                 <w:rStyle w:val="Hyperlink"/>
@@ -5605,7 +5610,7 @@
                 <w:sz w:val="28"/>
                 <w:szCs w:val="28"/>
               </w:rPr>
-              <w:instrText xml:space="preserve"> PAGEREF _Toc230720931 \h </w:instrText>
+              <w:instrText xml:space="preserve"> PAGEREF _Toc230781776 \h </w:instrText>
             </w:r>
             <w:r>
               <w:rPr>
@@ -5634,7 +5639,7 @@
                 <w:sz w:val="28"/>
                 <w:szCs w:val="28"/>
               </w:rPr>
-              <w:t>20</w:t>
+              <w:t>21</w:t>
             </w:r>
             <w:r>
               <w:rPr>
@@ -5667,7 +5672,7 @@
               <w14:ligatures w14:val="standardContextual"/>
             </w:rPr>
           </w:pPr>
-          <w:hyperlink w:anchor="_Toc230720932" w:history="1">
+          <w:hyperlink w:anchor="_Toc230781777" w:history="1">
             <w:r>
               <w:rPr>
                 <w:rStyle w:val="Hyperlink"/>
@@ -5742,7 +5747,7 @@
                 <w:sz w:val="28"/>
                 <w:szCs w:val="28"/>
               </w:rPr>
-              <w:instrText xml:space="preserve"> PAGEREF _Toc230720932 \h </w:instrText>
+              <w:instrText xml:space="preserve"> PAGEREF _Toc230781777 \h </w:instrText>
             </w:r>
             <w:r>
               <w:rPr>
@@ -5777,7 +5782,7 @@
                 <w:sz w:val="28"/>
                 <w:szCs w:val="28"/>
               </w:rPr>
-              <w:t>21</w:t>
+              <w:t>22</w:t>
             </w:r>
             <w:r>
               <w:rPr>
@@ -5806,7 +5811,7 @@
               <w14:ligatures w14:val="standardContextual"/>
             </w:rPr>
           </w:pPr>
-          <w:hyperlink w:anchor="_Toc230720933" w:history="1">
+          <w:hyperlink w:anchor="_Toc230781778" w:history="1">
             <w:r>
               <w:rPr>
                 <w:rStyle w:val="Hyperlink"/>
@@ -5869,7 +5874,7 @@
                 <w:sz w:val="28"/>
                 <w:szCs w:val="28"/>
               </w:rPr>
-              <w:instrText xml:space="preserve"> PAGEREF _Toc230720933 \h </w:instrText>
+              <w:instrText xml:space="preserve"> PAGEREF _Toc230781778 \h </w:instrText>
             </w:r>
             <w:r>
               <w:rPr>
@@ -5898,7 +5903,7 @@
                 <w:sz w:val="28"/>
                 <w:szCs w:val="28"/>
               </w:rPr>
-              <w:t>21</w:t>
+              <w:t>22</w:t>
             </w:r>
             <w:r>
               <w:rPr>
@@ -5925,7 +5930,7 @@
               <w14:ligatures w14:val="standardContextual"/>
             </w:rPr>
           </w:pPr>
-          <w:hyperlink w:anchor="_Toc230720934" w:history="1">
+          <w:hyperlink w:anchor="_Toc230781779" w:history="1">
             <w:r>
               <w:rPr>
                 <w:rStyle w:val="Hyperlink"/>
@@ -5988,7 +5993,7 @@
                 <w:sz w:val="28"/>
                 <w:szCs w:val="28"/>
               </w:rPr>
-              <w:instrText xml:space="preserve"> PAGEREF _Toc230720934 \h </w:instrText>
+              <w:instrText xml:space="preserve"> PAGEREF _Toc230781779 \h </w:instrText>
             </w:r>
             <w:r>
               <w:rPr>
@@ -6017,7 +6022,7 @@
                 <w:sz w:val="28"/>
                 <w:szCs w:val="28"/>
               </w:rPr>
-              <w:t>22</w:t>
+              <w:t>23</w:t>
             </w:r>
             <w:r>
               <w:rPr>
@@ -6044,7 +6049,7 @@
               <w14:ligatures w14:val="standardContextual"/>
             </w:rPr>
           </w:pPr>
-          <w:hyperlink w:anchor="_Toc230720935" w:history="1">
+          <w:hyperlink w:anchor="_Toc230781780" w:history="1">
             <w:r>
               <w:rPr>
                 <w:rStyle w:val="Hyperlink"/>
@@ -6107,7 +6112,7 @@
                 <w:sz w:val="28"/>
                 <w:szCs w:val="28"/>
               </w:rPr>
-              <w:instrText xml:space="preserve"> PAGEREF _Toc230720935 \h </w:instrText>
+              <w:instrText xml:space="preserve"> PAGEREF _Toc230781780 \h </w:instrText>
             </w:r>
             <w:r>
               <w:rPr>
@@ -6136,7 +6141,7 @@
                 <w:sz w:val="28"/>
                 <w:szCs w:val="28"/>
               </w:rPr>
-              <w:t>23</w:t>
+              <w:t>24</w:t>
             </w:r>
             <w:r>
               <w:rPr>
@@ -6163,7 +6168,7 @@
               <w14:ligatures w14:val="standardContextual"/>
             </w:rPr>
           </w:pPr>
-          <w:hyperlink w:anchor="_Toc230720936" w:history="1">
+          <w:hyperlink w:anchor="_Toc230781781" w:history="1">
             <w:r>
               <w:rPr>
                 <w:rStyle w:val="Hyperlink"/>
@@ -6226,7 +6231,7 @@
                 <w:sz w:val="28"/>
                 <w:szCs w:val="28"/>
               </w:rPr>
-              <w:instrText xml:space="preserve"> PAGEREF _Toc230720936 \h </w:instrText>
+              <w:instrText xml:space="preserve"> PAGEREF _Toc230781781 \h </w:instrText>
             </w:r>
             <w:r>
               <w:rPr>
@@ -6255,7 +6260,7 @@
                 <w:sz w:val="28"/>
                 <w:szCs w:val="28"/>
               </w:rPr>
-              <w:t>24</w:t>
+              <w:t>25</w:t>
             </w:r>
             <w:r>
               <w:rPr>
@@ -6282,7 +6287,7 @@
               <w14:ligatures w14:val="standardContextual"/>
             </w:rPr>
           </w:pPr>
-          <w:hyperlink w:anchor="_Toc230720937" w:history="1">
+          <w:hyperlink w:anchor="_Toc230781782" w:history="1">
             <w:r>
               <w:rPr>
                 <w:rStyle w:val="Hyperlink"/>
@@ -6345,7 +6350,7 @@
                 <w:sz w:val="28"/>
                 <w:szCs w:val="28"/>
               </w:rPr>
-              <w:instrText xml:space="preserve"> PAGEREF _Toc230720937 \h </w:instrText>
+              <w:instrText xml:space="preserve"> PAGEREF _Toc230781782 \h </w:instrText>
             </w:r>
             <w:r>
               <w:rPr>
@@ -6374,7 +6379,7 @@
                 <w:sz w:val="28"/>
                 <w:szCs w:val="28"/>
               </w:rPr>
-              <w:t>26</w:t>
+              <w:t>27</w:t>
             </w:r>
             <w:r>
               <w:rPr>
@@ -6401,7 +6406,7 @@
               <w14:ligatures w14:val="standardContextual"/>
             </w:rPr>
           </w:pPr>
-          <w:hyperlink w:anchor="_Toc230720938" w:history="1">
+          <w:hyperlink w:anchor="_Toc230781783" w:history="1">
             <w:r>
               <w:rPr>
                 <w:rStyle w:val="Hyperlink"/>
@@ -6464,7 +6469,7 @@
                 <w:sz w:val="28"/>
                 <w:szCs w:val="28"/>
               </w:rPr>
-              <w:instrText xml:space="preserve"> PAGEREF _Toc230720938 \h </w:instrText>
+              <w:instrText xml:space="preserve"> PAGEREF _Toc230781783 \h </w:instrText>
             </w:r>
             <w:r>
               <w:rPr>
@@ -6493,7 +6498,7 @@
                 <w:sz w:val="28"/>
                 <w:szCs w:val="28"/>
               </w:rPr>
-              <w:t>26</w:t>
+              <w:t>27</w:t>
             </w:r>
             <w:r>
               <w:rPr>
@@ -6520,7 +6525,7 @@
               <w14:ligatures w14:val="standardContextual"/>
             </w:rPr>
           </w:pPr>
-          <w:hyperlink w:anchor="_Toc230720939" w:history="1">
+          <w:hyperlink w:anchor="_Toc230781784" w:history="1">
             <w:r>
               <w:rPr>
                 <w:rStyle w:val="Hyperlink"/>
@@ -6583,7 +6588,7 @@
                 <w:sz w:val="28"/>
                 <w:szCs w:val="28"/>
               </w:rPr>
-              <w:instrText xml:space="preserve"> PAGEREF _Toc230720939 \h </w:instrText>
+              <w:instrText xml:space="preserve"> PAGEREF _Toc230781784 \h </w:instrText>
             </w:r>
             <w:r>
               <w:rPr>
@@ -6612,7 +6617,7 @@
                 <w:sz w:val="28"/>
                 <w:szCs w:val="28"/>
               </w:rPr>
-              <w:t>28</w:t>
+              <w:t>29</w:t>
             </w:r>
             <w:r>
               <w:rPr>
@@ -6639,7 +6644,7 @@
               <w14:ligatures w14:val="standardContextual"/>
             </w:rPr>
           </w:pPr>
-          <w:hyperlink w:anchor="_Toc230720940" w:history="1">
+          <w:hyperlink w:anchor="_Toc230781785" w:history="1">
             <w:r>
               <w:rPr>
                 <w:rStyle w:val="Hyperlink"/>
@@ -6702,7 +6707,7 @@
                 <w:sz w:val="28"/>
                 <w:szCs w:val="28"/>
               </w:rPr>
-              <w:instrText xml:space="preserve"> PAGEREF _Toc230720940 \h </w:instrText>
+              <w:instrText xml:space="preserve"> PAGEREF _Toc230781785 \h </w:instrText>
             </w:r>
             <w:r>
               <w:rPr>
@@ -6731,7 +6736,7 @@
                 <w:sz w:val="28"/>
                 <w:szCs w:val="28"/>
               </w:rPr>
-              <w:t>29</w:t>
+              <w:t>30</w:t>
             </w:r>
             <w:r>
               <w:rPr>
@@ -6764,7 +6769,7 @@
               <w14:ligatures w14:val="standardContextual"/>
             </w:rPr>
           </w:pPr>
-          <w:hyperlink w:anchor="_Toc230720941" w:history="1">
+          <w:hyperlink w:anchor="_Toc230781786" w:history="1">
             <w:r>
               <w:rPr>
                 <w:rStyle w:val="Hyperlink"/>
@@ -6839,7 +6844,7 @@
                 <w:sz w:val="28"/>
                 <w:szCs w:val="28"/>
               </w:rPr>
-              <w:instrText xml:space="preserve"> PAGEREF _Toc230720941 \h </w:instrText>
+              <w:instrText xml:space="preserve"> PAGEREF _Toc230781786 \h </w:instrText>
             </w:r>
             <w:r>
               <w:rPr>
@@ -6874,7 +6879,7 @@
                 <w:sz w:val="28"/>
                 <w:szCs w:val="28"/>
               </w:rPr>
-              <w:t>30</w:t>
+              <w:t>31</w:t>
             </w:r>
             <w:r>
               <w:rPr>
@@ -6903,7 +6908,7 @@
               <w14:ligatures w14:val="standardContextual"/>
             </w:rPr>
           </w:pPr>
-          <w:hyperlink w:anchor="_Toc230720942" w:history="1">
+          <w:hyperlink w:anchor="_Toc230781787" w:history="1">
             <w:r>
               <w:rPr>
                 <w:rStyle w:val="Hyperlink"/>
@@ -6966,7 +6971,7 @@
                 <w:sz w:val="28"/>
                 <w:szCs w:val="28"/>
               </w:rPr>
-              <w:instrText xml:space="preserve"> PAGEREF _Toc230720942 \h </w:instrText>
+              <w:instrText xml:space="preserve"> PAGEREF _Toc230781787 \h </w:instrText>
             </w:r>
             <w:r>
               <w:rPr>
@@ -6995,7 +7000,7 @@
                 <w:sz w:val="28"/>
                 <w:szCs w:val="28"/>
               </w:rPr>
-              <w:t>30</w:t>
+              <w:t>31</w:t>
             </w:r>
             <w:r>
               <w:rPr>
@@ -7022,7 +7027,7 @@
               <w14:ligatures w14:val="standardContextual"/>
             </w:rPr>
           </w:pPr>
-          <w:hyperlink w:anchor="_Toc230720943" w:history="1">
+          <w:hyperlink w:anchor="_Toc230781788" w:history="1">
             <w:r>
               <w:rPr>
                 <w:rStyle w:val="Hyperlink"/>
@@ -7107,7 +7112,7 @@
                 <w:sz w:val="28"/>
                 <w:szCs w:val="28"/>
               </w:rPr>
-              <w:instrText xml:space="preserve"> PAGEREF _Toc230720943 \h </w:instrText>
+              <w:instrText xml:space="preserve"> PAGEREF _Toc230781788 \h </w:instrText>
             </w:r>
             <w:r>
               <w:rPr>
@@ -7136,7 +7141,7 @@
                 <w:sz w:val="28"/>
                 <w:szCs w:val="28"/>
               </w:rPr>
-              <w:t>31</w:t>
+              <w:t>32</w:t>
             </w:r>
             <w:r>
               <w:rPr>
@@ -7163,7 +7168,7 @@
               <w14:ligatures w14:val="standardContextual"/>
             </w:rPr>
           </w:pPr>
-          <w:hyperlink w:anchor="_Toc230720944" w:history="1">
+          <w:hyperlink w:anchor="_Toc230781789" w:history="1">
             <w:r>
               <w:rPr>
                 <w:rStyle w:val="Hyperlink"/>
@@ -7226,7 +7231,7 @@
                 <w:sz w:val="28"/>
                 <w:szCs w:val="28"/>
               </w:rPr>
-              <w:instrText xml:space="preserve"> PAGEREF _Toc230720944 \h </w:instrText>
+              <w:instrText xml:space="preserve"> PAGEREF _Toc230781789 \h </w:instrText>
             </w:r>
             <w:r>
               <w:rPr>
@@ -7255,7 +7260,7 @@
                 <w:sz w:val="28"/>
                 <w:szCs w:val="28"/>
               </w:rPr>
-              <w:t>32</w:t>
+              <w:t>33</w:t>
             </w:r>
             <w:r>
               <w:rPr>
@@ -7282,7 +7287,7 @@
               <w14:ligatures w14:val="standardContextual"/>
             </w:rPr>
           </w:pPr>
-          <w:hyperlink w:anchor="_Toc230720945" w:history="1">
+          <w:hyperlink w:anchor="_Toc230781790" w:history="1">
             <w:r>
               <w:rPr>
                 <w:rStyle w:val="Hyperlink"/>
@@ -7356,7 +7361,7 @@
                 <w:sz w:val="28"/>
                 <w:szCs w:val="28"/>
               </w:rPr>
-              <w:instrText xml:space="preserve"> PAGEREF _Toc230720945 \h </w:instrText>
+              <w:instrText xml:space="preserve"> PAGEREF _Toc230781790 \h </w:instrText>
             </w:r>
             <w:r>
               <w:rPr>
@@ -7385,7 +7390,7 @@
                 <w:sz w:val="28"/>
                 <w:szCs w:val="28"/>
               </w:rPr>
-              <w:t>36</w:t>
+              <w:t>37</w:t>
             </w:r>
             <w:r>
               <w:rPr>
@@ -7412,7 +7417,7 @@
               <w14:ligatures w14:val="standardContextual"/>
             </w:rPr>
           </w:pPr>
-          <w:hyperlink w:anchor="_Toc230720946" w:history="1">
+          <w:hyperlink w:anchor="_Toc230781791" w:history="1">
             <w:r>
               <w:rPr>
                 <w:rStyle w:val="Hyperlink"/>
@@ -7475,7 +7480,7 @@
                 <w:sz w:val="28"/>
                 <w:szCs w:val="28"/>
               </w:rPr>
-              <w:instrText xml:space="preserve"> PAGEREF _Toc230720946 \h </w:instrText>
+              <w:instrText xml:space="preserve"> PAGEREF _Toc230781791 \h </w:instrText>
             </w:r>
             <w:r>
               <w:rPr>
@@ -7504,7 +7509,7 @@
                 <w:sz w:val="28"/>
                 <w:szCs w:val="28"/>
               </w:rPr>
-              <w:t>36</w:t>
+              <w:t>37</w:t>
             </w:r>
             <w:r>
               <w:rPr>
@@ -7531,7 +7536,7 @@
               <w14:ligatures w14:val="standardContextual"/>
             </w:rPr>
           </w:pPr>
-          <w:hyperlink w:anchor="_Toc230720947" w:history="1">
+          <w:hyperlink w:anchor="_Toc230781792" w:history="1">
             <w:r>
               <w:rPr>
                 <w:rStyle w:val="Hyperlink"/>
@@ -7594,7 +7599,7 @@
                 <w:sz w:val="28"/>
                 <w:szCs w:val="28"/>
               </w:rPr>
-              <w:instrText xml:space="preserve"> PAGEREF _Toc230720947 \h </w:instrText>
+              <w:instrText xml:space="preserve"> PAGEREF _Toc230781792 \h </w:instrText>
             </w:r>
             <w:r>
               <w:rPr>
@@ -7623,7 +7628,7 @@
                 <w:sz w:val="28"/>
                 <w:szCs w:val="28"/>
               </w:rPr>
-              <w:t>38</w:t>
+              <w:t>39</w:t>
             </w:r>
             <w:r>
               <w:rPr>
@@ -7641,17 +7646,15 @@
           <w:pPr>
             <w:pStyle w:val="TOC1"/>
             <w:rPr>
-              <w:rFonts w:asciiTheme="minorHAnsi" w:eastAsiaTheme="minorEastAsia" w:hAnsiTheme="minorHAnsi" w:cstheme="minorBidi"/>
+              <w:rFonts w:eastAsiaTheme="minorEastAsia"/>
               <w:b w:val="0"/>
               <w:bCs w:val="0"/>
               <w:kern w:val="2"/>
-              <w:sz w:val="24"/>
-              <w:szCs w:val="24"/>
               <w:lang w:val="en-VN"/>
               <w14:ligatures w14:val="standardContextual"/>
             </w:rPr>
           </w:pPr>
-          <w:hyperlink w:anchor="_Toc230720948" w:history="1">
+          <w:hyperlink w:anchor="_Toc230781793" w:history="1">
             <w:r>
               <w:rPr>
                 <w:rStyle w:val="Hyperlink"/>
@@ -7682,7 +7685,7 @@
                 <w:bCs w:val="0"/>
                 <w:webHidden/>
               </w:rPr>
-              <w:instrText xml:space="preserve"> PAGEREF _Toc230720948 \h </w:instrText>
+              <w:instrText xml:space="preserve"> PAGEREF _Toc230781793 \h </w:instrText>
             </w:r>
             <w:r>
               <w:rPr>
@@ -7705,7 +7708,7 @@
                 <w:bCs w:val="0"/>
                 <w:webHidden/>
               </w:rPr>
-              <w:t>41</w:t>
+              <w:t>42</w:t>
             </w:r>
             <w:r>
               <w:rPr>
@@ -7728,7 +7731,6 @@
           </w:pPr>
           <w:r>
             <w:rPr>
-              <w:rFonts w:hint="cs"/>
               <w:noProof/>
               <w:sz w:val="28"/>
               <w:szCs w:val="28"/>
@@ -7765,7 +7767,7 @@
           <w:lang w:val="vi-VN"/>
         </w:rPr>
       </w:pPr>
-      <w:bookmarkStart w:id="1" w:name="_Toc230720906"/>
+      <w:bookmarkStart w:id="1" w:name="_Toc230781751"/>
       <w:r>
         <w:rPr>
           <w:lang w:val="vi-VN"/>
@@ -7785,8 +7787,8 @@
           <w:rFonts w:asciiTheme="minorHAnsi" w:eastAsiaTheme="minorEastAsia" w:hAnsiTheme="minorHAnsi" w:cstheme="minorBidi"/>
           <w:noProof/>
           <w:kern w:val="2"/>
-          <w:sz w:val="24"/>
-          <w:szCs w:val="24"/>
+          <w:sz w:val="28"/>
+          <w:szCs w:val="28"/>
           <w:lang w:val="en-VN"/>
           <w14:ligatures w14:val="standardContextual"/>
         </w:rPr>
@@ -7815,12 +7817,14 @@
         </w:rPr>
         <w:fldChar w:fldCharType="separate"/>
       </w:r>
-      <w:hyperlink w:anchor="_Toc230720949" w:history="1">
+      <w:hyperlink w:anchor="_Toc230781794" w:history="1">
         <w:r>
           <w:rPr>
             <w:rStyle w:val="Hyperlink"/>
             <w:rFonts w:eastAsiaTheme="majorEastAsia"/>
             <w:noProof/>
+            <w:sz w:val="28"/>
+            <w:szCs w:val="28"/>
           </w:rPr>
           <w:t>Hình 2.1</w:t>
         </w:r>
@@ -7829,6 +7833,8 @@
             <w:rStyle w:val="Hyperlink"/>
             <w:rFonts w:eastAsiaTheme="majorEastAsia"/>
             <w:noProof/>
+            <w:sz w:val="28"/>
+            <w:szCs w:val="28"/>
             <w:lang w:val="vi-VN"/>
           </w:rPr>
           <w:t xml:space="preserve"> </w:t>
@@ -7838,6 +7844,8 @@
             <w:rStyle w:val="Hyperlink"/>
             <w:rFonts w:eastAsiaTheme="majorEastAsia"/>
             <w:noProof/>
+            <w:sz w:val="28"/>
+            <w:szCs w:val="28"/>
           </w:rPr>
           <w:t>Mô</w:t>
         </w:r>
@@ -7847,6 +7855,8 @@
             <w:rFonts w:eastAsiaTheme="majorEastAsia"/>
             <w:noProof/>
             <w:spacing w:val="-2"/>
+            <w:sz w:val="28"/>
+            <w:szCs w:val="28"/>
           </w:rPr>
           <w:t xml:space="preserve"> </w:t>
         </w:r>
@@ -7855,6 +7865,8 @@
             <w:rStyle w:val="Hyperlink"/>
             <w:rFonts w:eastAsiaTheme="majorEastAsia"/>
             <w:noProof/>
+            <w:sz w:val="28"/>
+            <w:szCs w:val="28"/>
           </w:rPr>
           <w:t>tả</w:t>
         </w:r>
@@ -7864,6 +7876,8 @@
             <w:rFonts w:eastAsiaTheme="majorEastAsia"/>
             <w:noProof/>
             <w:spacing w:val="-2"/>
+            <w:sz w:val="28"/>
+            <w:szCs w:val="28"/>
           </w:rPr>
           <w:t xml:space="preserve"> </w:t>
         </w:r>
@@ -7872,6 +7886,8 @@
             <w:rStyle w:val="Hyperlink"/>
             <w:rFonts w:eastAsiaTheme="majorEastAsia"/>
             <w:noProof/>
+            <w:sz w:val="28"/>
+            <w:szCs w:val="28"/>
           </w:rPr>
           <w:t>khóa</w:t>
         </w:r>
@@ -7881,6 +7897,8 @@
             <w:rFonts w:eastAsiaTheme="majorEastAsia"/>
             <w:noProof/>
             <w:spacing w:val="-6"/>
+            <w:sz w:val="28"/>
+            <w:szCs w:val="28"/>
           </w:rPr>
           <w:t xml:space="preserve"> </w:t>
         </w:r>
@@ -7889,6 +7907,8 @@
             <w:rStyle w:val="Hyperlink"/>
             <w:rFonts w:eastAsiaTheme="majorEastAsia"/>
             <w:noProof/>
+            <w:sz w:val="28"/>
+            <w:szCs w:val="28"/>
           </w:rPr>
           <w:t>công</w:t>
         </w:r>
@@ -7898,6 +7918,8 @@
             <w:rFonts w:eastAsiaTheme="majorEastAsia"/>
             <w:noProof/>
             <w:spacing w:val="-1"/>
+            <w:sz w:val="28"/>
+            <w:szCs w:val="28"/>
           </w:rPr>
           <w:t xml:space="preserve"> </w:t>
         </w:r>
@@ -7907,6 +7929,8 @@
             <w:rFonts w:eastAsiaTheme="majorEastAsia"/>
             <w:noProof/>
             <w:spacing w:val="-4"/>
+            <w:sz w:val="28"/>
+            <w:szCs w:val="28"/>
           </w:rPr>
           <w:t>khai</w:t>
         </w:r>
@@ -7914,6 +7938,8 @@
           <w:rPr>
             <w:noProof/>
             <w:webHidden/>
+            <w:sz w:val="28"/>
+            <w:szCs w:val="28"/>
           </w:rPr>
           <w:tab/>
         </w:r>
@@ -7921,6 +7947,8 @@
           <w:rPr>
             <w:noProof/>
             <w:webHidden/>
+            <w:sz w:val="28"/>
+            <w:szCs w:val="28"/>
           </w:rPr>
           <w:fldChar w:fldCharType="begin"/>
         </w:r>
@@ -7928,19 +7956,25 @@
           <w:rPr>
             <w:noProof/>
             <w:webHidden/>
+            <w:sz w:val="28"/>
+            <w:szCs w:val="28"/>
           </w:rPr>
-          <w:instrText xml:space="preserve"> PAGEREF _Toc230720949 \h </w:instrText>
+          <w:instrText xml:space="preserve"> PAGEREF _Toc230781794 \h </w:instrText>
         </w:r>
         <w:r>
           <w:rPr>
             <w:noProof/>
             <w:webHidden/>
+            <w:sz w:val="28"/>
+            <w:szCs w:val="28"/>
           </w:rPr>
         </w:r>
         <w:r>
           <w:rPr>
             <w:noProof/>
             <w:webHidden/>
+            <w:sz w:val="28"/>
+            <w:szCs w:val="28"/>
           </w:rPr>
           <w:fldChar w:fldCharType="separate"/>
         </w:r>
@@ -7948,13 +7982,17 @@
           <w:rPr>
             <w:noProof/>
             <w:webHidden/>
+            <w:sz w:val="28"/>
+            <w:szCs w:val="28"/>
           </w:rPr>
-          <w:t>19</w:t>
+          <w:t>20</w:t>
         </w:r>
         <w:r>
           <w:rPr>
             <w:noProof/>
             <w:webHidden/>
+            <w:sz w:val="28"/>
+            <w:szCs w:val="28"/>
           </w:rPr>
           <w:fldChar w:fldCharType="end"/>
         </w:r>
@@ -7970,18 +8008,20 @@
           <w:rFonts w:asciiTheme="minorHAnsi" w:eastAsiaTheme="minorEastAsia" w:hAnsiTheme="minorHAnsi" w:cstheme="minorBidi"/>
           <w:noProof/>
           <w:kern w:val="2"/>
-          <w:sz w:val="24"/>
-          <w:szCs w:val="24"/>
+          <w:sz w:val="28"/>
+          <w:szCs w:val="28"/>
           <w:lang w:val="en-VN"/>
           <w14:ligatures w14:val="standardContextual"/>
         </w:rPr>
       </w:pPr>
-      <w:hyperlink w:anchor="_Toc230720950" w:history="1">
+      <w:hyperlink w:anchor="_Toc230781795" w:history="1">
         <w:r>
           <w:rPr>
             <w:rStyle w:val="Hyperlink"/>
             <w:rFonts w:eastAsiaTheme="majorEastAsia"/>
             <w:noProof/>
+            <w:sz w:val="28"/>
+            <w:szCs w:val="28"/>
           </w:rPr>
           <w:t>Hình 2.2</w:t>
         </w:r>
@@ -7990,6 +8030,8 @@
             <w:rStyle w:val="Hyperlink"/>
             <w:rFonts w:eastAsiaTheme="majorEastAsia"/>
             <w:noProof/>
+            <w:sz w:val="28"/>
+            <w:szCs w:val="28"/>
             <w:lang w:val="vi-VN"/>
           </w:rPr>
           <w:t xml:space="preserve"> Sơ đồ chữ ký số</w:t>
@@ -7998,6 +8040,8 @@
           <w:rPr>
             <w:noProof/>
             <w:webHidden/>
+            <w:sz w:val="28"/>
+            <w:szCs w:val="28"/>
           </w:rPr>
           <w:tab/>
         </w:r>
@@ -8005,6 +8049,8 @@
           <w:rPr>
             <w:noProof/>
             <w:webHidden/>
+            <w:sz w:val="28"/>
+            <w:szCs w:val="28"/>
           </w:rPr>
           <w:fldChar w:fldCharType="begin"/>
         </w:r>
@@ -8012,19 +8058,25 @@
           <w:rPr>
             <w:noProof/>
             <w:webHidden/>
+            <w:sz w:val="28"/>
+            <w:szCs w:val="28"/>
           </w:rPr>
-          <w:instrText xml:space="preserve"> PAGEREF _Toc230720950 \h </w:instrText>
+          <w:instrText xml:space="preserve"> PAGEREF _Toc230781795 \h </w:instrText>
         </w:r>
         <w:r>
           <w:rPr>
             <w:noProof/>
             <w:webHidden/>
+            <w:sz w:val="28"/>
+            <w:szCs w:val="28"/>
           </w:rPr>
         </w:r>
         <w:r>
           <w:rPr>
             <w:noProof/>
             <w:webHidden/>
+            <w:sz w:val="28"/>
+            <w:szCs w:val="28"/>
           </w:rPr>
           <w:fldChar w:fldCharType="separate"/>
         </w:r>
@@ -8032,13 +8084,17 @@
           <w:rPr>
             <w:noProof/>
             <w:webHidden/>
+            <w:sz w:val="28"/>
+            <w:szCs w:val="28"/>
           </w:rPr>
-          <w:t>25</w:t>
+          <w:t>26</w:t>
         </w:r>
         <w:r>
           <w:rPr>
             <w:noProof/>
             <w:webHidden/>
+            <w:sz w:val="28"/>
+            <w:szCs w:val="28"/>
           </w:rPr>
           <w:fldChar w:fldCharType="end"/>
         </w:r>
@@ -8054,18 +8110,20 @@
           <w:rFonts w:asciiTheme="minorHAnsi" w:eastAsiaTheme="minorEastAsia" w:hAnsiTheme="minorHAnsi" w:cstheme="minorBidi"/>
           <w:noProof/>
           <w:kern w:val="2"/>
-          <w:sz w:val="24"/>
-          <w:szCs w:val="24"/>
+          <w:sz w:val="28"/>
+          <w:szCs w:val="28"/>
           <w:lang w:val="en-VN"/>
           <w14:ligatures w14:val="standardContextual"/>
         </w:rPr>
       </w:pPr>
-      <w:hyperlink w:anchor="_Toc230720951" w:history="1">
+      <w:hyperlink w:anchor="_Toc230781796" w:history="1">
         <w:r>
           <w:rPr>
             <w:rStyle w:val="Hyperlink"/>
             <w:rFonts w:eastAsiaTheme="majorEastAsia"/>
             <w:noProof/>
+            <w:sz w:val="28"/>
+            <w:szCs w:val="28"/>
           </w:rPr>
           <w:t>Hình 2.3</w:t>
         </w:r>
@@ -8074,6 +8132,8 @@
             <w:rStyle w:val="Hyperlink"/>
             <w:rFonts w:eastAsiaTheme="majorEastAsia"/>
             <w:noProof/>
+            <w:sz w:val="28"/>
+            <w:szCs w:val="28"/>
             <w:lang w:val="vi-VN"/>
           </w:rPr>
           <w:t xml:space="preserve"> Quy trình tạo chữ ký số</w:t>
@@ -8082,6 +8142,8 @@
           <w:rPr>
             <w:noProof/>
             <w:webHidden/>
+            <w:sz w:val="28"/>
+            <w:szCs w:val="28"/>
           </w:rPr>
           <w:tab/>
         </w:r>
@@ -8089,6 +8151,8 @@
           <w:rPr>
             <w:noProof/>
             <w:webHidden/>
+            <w:sz w:val="28"/>
+            <w:szCs w:val="28"/>
           </w:rPr>
           <w:fldChar w:fldCharType="begin"/>
         </w:r>
@@ -8096,19 +8160,25 @@
           <w:rPr>
             <w:noProof/>
             <w:webHidden/>
+            <w:sz w:val="28"/>
+            <w:szCs w:val="28"/>
           </w:rPr>
-          <w:instrText xml:space="preserve"> PAGEREF _Toc230720951 \h </w:instrText>
+          <w:instrText xml:space="preserve"> PAGEREF _Toc230781796 \h </w:instrText>
         </w:r>
         <w:r>
           <w:rPr>
             <w:noProof/>
             <w:webHidden/>
+            <w:sz w:val="28"/>
+            <w:szCs w:val="28"/>
           </w:rPr>
         </w:r>
         <w:r>
           <w:rPr>
             <w:noProof/>
             <w:webHidden/>
+            <w:sz w:val="28"/>
+            <w:szCs w:val="28"/>
           </w:rPr>
           <w:fldChar w:fldCharType="separate"/>
         </w:r>
@@ -8116,13 +8186,17 @@
           <w:rPr>
             <w:noProof/>
             <w:webHidden/>
+            <w:sz w:val="28"/>
+            <w:szCs w:val="28"/>
           </w:rPr>
-          <w:t>27</w:t>
+          <w:t>28</w:t>
         </w:r>
         <w:r>
           <w:rPr>
             <w:noProof/>
             <w:webHidden/>
+            <w:sz w:val="28"/>
+            <w:szCs w:val="28"/>
           </w:rPr>
           <w:fldChar w:fldCharType="end"/>
         </w:r>
@@ -8138,18 +8212,20 @@
           <w:rFonts w:asciiTheme="minorHAnsi" w:eastAsiaTheme="minorEastAsia" w:hAnsiTheme="minorHAnsi" w:cstheme="minorBidi"/>
           <w:noProof/>
           <w:kern w:val="2"/>
-          <w:sz w:val="24"/>
-          <w:szCs w:val="24"/>
+          <w:sz w:val="28"/>
+          <w:szCs w:val="28"/>
           <w:lang w:val="en-VN"/>
           <w14:ligatures w14:val="standardContextual"/>
         </w:rPr>
       </w:pPr>
-      <w:hyperlink w:anchor="_Toc230720952" w:history="1">
+      <w:hyperlink w:anchor="_Toc230781797" w:history="1">
         <w:r>
           <w:rPr>
             <w:rStyle w:val="Hyperlink"/>
             <w:rFonts w:eastAsiaTheme="majorEastAsia"/>
             <w:noProof/>
+            <w:sz w:val="28"/>
+            <w:szCs w:val="28"/>
           </w:rPr>
           <w:t>Hình 2.4</w:t>
         </w:r>
@@ -8158,6 +8234,8 @@
             <w:rStyle w:val="Hyperlink"/>
             <w:rFonts w:eastAsiaTheme="majorEastAsia"/>
             <w:noProof/>
+            <w:sz w:val="28"/>
+            <w:szCs w:val="28"/>
             <w:lang w:val="vi-VN"/>
           </w:rPr>
           <w:t xml:space="preserve"> Sáu lĩnh vực về việc sử dụng chữ ký số</w:t>
@@ -8166,6 +8244,8 @@
           <w:rPr>
             <w:noProof/>
             <w:webHidden/>
+            <w:sz w:val="28"/>
+            <w:szCs w:val="28"/>
           </w:rPr>
           <w:tab/>
         </w:r>
@@ -8173,6 +8253,8 @@
           <w:rPr>
             <w:noProof/>
             <w:webHidden/>
+            <w:sz w:val="28"/>
+            <w:szCs w:val="28"/>
           </w:rPr>
           <w:fldChar w:fldCharType="begin"/>
         </w:r>
@@ -8180,19 +8262,25 @@
           <w:rPr>
             <w:noProof/>
             <w:webHidden/>
+            <w:sz w:val="28"/>
+            <w:szCs w:val="28"/>
           </w:rPr>
-          <w:instrText xml:space="preserve"> PAGEREF _Toc230720952 \h </w:instrText>
+          <w:instrText xml:space="preserve"> PAGEREF _Toc230781797 \h </w:instrText>
         </w:r>
         <w:r>
           <w:rPr>
             <w:noProof/>
             <w:webHidden/>
+            <w:sz w:val="28"/>
+            <w:szCs w:val="28"/>
           </w:rPr>
         </w:r>
         <w:r>
           <w:rPr>
             <w:noProof/>
             <w:webHidden/>
+            <w:sz w:val="28"/>
+            <w:szCs w:val="28"/>
           </w:rPr>
           <w:fldChar w:fldCharType="separate"/>
         </w:r>
@@ -8200,13 +8288,17 @@
           <w:rPr>
             <w:noProof/>
             <w:webHidden/>
+            <w:sz w:val="28"/>
+            <w:szCs w:val="28"/>
           </w:rPr>
-          <w:t>28</w:t>
+          <w:t>29</w:t>
         </w:r>
         <w:r>
           <w:rPr>
             <w:noProof/>
             <w:webHidden/>
+            <w:sz w:val="28"/>
+            <w:szCs w:val="28"/>
           </w:rPr>
           <w:fldChar w:fldCharType="end"/>
         </w:r>
@@ -8222,18 +8314,20 @@
           <w:rFonts w:asciiTheme="minorHAnsi" w:eastAsiaTheme="minorEastAsia" w:hAnsiTheme="minorHAnsi" w:cstheme="minorBidi"/>
           <w:noProof/>
           <w:kern w:val="2"/>
-          <w:sz w:val="24"/>
-          <w:szCs w:val="24"/>
+          <w:sz w:val="28"/>
+          <w:szCs w:val="28"/>
           <w:lang w:val="en-VN"/>
           <w14:ligatures w14:val="standardContextual"/>
         </w:rPr>
       </w:pPr>
-      <w:hyperlink w:anchor="_Toc230720953" w:history="1">
+      <w:hyperlink w:anchor="_Toc230781798" w:history="1">
         <w:r>
           <w:rPr>
             <w:rStyle w:val="Hyperlink"/>
             <w:rFonts w:eastAsiaTheme="majorEastAsia"/>
             <w:noProof/>
+            <w:sz w:val="28"/>
+            <w:szCs w:val="28"/>
           </w:rPr>
           <w:t>Hình 2.5</w:t>
         </w:r>
@@ -8242,6 +8336,8 @@
             <w:rStyle w:val="Hyperlink"/>
             <w:rFonts w:eastAsiaTheme="majorEastAsia"/>
             <w:noProof/>
+            <w:sz w:val="28"/>
+            <w:szCs w:val="28"/>
             <w:lang w:val="vi-VN"/>
           </w:rPr>
           <w:t xml:space="preserve"> Mật mã khoá công khai</w:t>
@@ -8250,6 +8346,8 @@
           <w:rPr>
             <w:noProof/>
             <w:webHidden/>
+            <w:sz w:val="28"/>
+            <w:szCs w:val="28"/>
           </w:rPr>
           <w:tab/>
         </w:r>
@@ -8257,6 +8355,8 @@
           <w:rPr>
             <w:noProof/>
             <w:webHidden/>
+            <w:sz w:val="28"/>
+            <w:szCs w:val="28"/>
           </w:rPr>
           <w:fldChar w:fldCharType="begin"/>
         </w:r>
@@ -8264,19 +8364,25 @@
           <w:rPr>
             <w:noProof/>
             <w:webHidden/>
+            <w:sz w:val="28"/>
+            <w:szCs w:val="28"/>
           </w:rPr>
-          <w:instrText xml:space="preserve"> PAGEREF _Toc230720953 \h </w:instrText>
+          <w:instrText xml:space="preserve"> PAGEREF _Toc230781798 \h </w:instrText>
         </w:r>
         <w:r>
           <w:rPr>
             <w:noProof/>
             <w:webHidden/>
+            <w:sz w:val="28"/>
+            <w:szCs w:val="28"/>
           </w:rPr>
         </w:r>
         <w:r>
           <w:rPr>
             <w:noProof/>
             <w:webHidden/>
+            <w:sz w:val="28"/>
+            <w:szCs w:val="28"/>
           </w:rPr>
           <w:fldChar w:fldCharType="separate"/>
         </w:r>
@@ -8284,13 +8390,17 @@
           <w:rPr>
             <w:noProof/>
             <w:webHidden/>
+            <w:sz w:val="28"/>
+            <w:szCs w:val="28"/>
           </w:rPr>
-          <w:t>31</w:t>
+          <w:t>32</w:t>
         </w:r>
         <w:r>
           <w:rPr>
             <w:noProof/>
             <w:webHidden/>
+            <w:sz w:val="28"/>
+            <w:szCs w:val="28"/>
           </w:rPr>
           <w:fldChar w:fldCharType="end"/>
         </w:r>
@@ -8306,18 +8416,20 @@
           <w:rFonts w:asciiTheme="minorHAnsi" w:eastAsiaTheme="minorEastAsia" w:hAnsiTheme="minorHAnsi" w:cstheme="minorBidi"/>
           <w:noProof/>
           <w:kern w:val="2"/>
-          <w:sz w:val="24"/>
-          <w:szCs w:val="24"/>
+          <w:sz w:val="28"/>
+          <w:szCs w:val="28"/>
           <w:lang w:val="en-VN"/>
           <w14:ligatures w14:val="standardContextual"/>
         </w:rPr>
       </w:pPr>
-      <w:hyperlink w:anchor="_Toc230720954" w:history="1">
+      <w:hyperlink w:anchor="_Toc230781799" w:history="1">
         <w:r>
           <w:rPr>
             <w:rStyle w:val="Hyperlink"/>
             <w:rFonts w:eastAsiaTheme="majorEastAsia"/>
             <w:noProof/>
+            <w:sz w:val="28"/>
+            <w:szCs w:val="28"/>
           </w:rPr>
           <w:t>Hình 2.6</w:t>
         </w:r>
@@ -8326,6 +8438,8 @@
             <w:rStyle w:val="Hyperlink"/>
             <w:rFonts w:eastAsiaTheme="majorEastAsia"/>
             <w:noProof/>
+            <w:sz w:val="28"/>
+            <w:szCs w:val="28"/>
             <w:lang w:val="vi-VN"/>
           </w:rPr>
           <w:t xml:space="preserve"> Sơ đồ giai đoạn tạo khoá RSA</w:t>
@@ -8334,6 +8448,8 @@
           <w:rPr>
             <w:noProof/>
             <w:webHidden/>
+            <w:sz w:val="28"/>
+            <w:szCs w:val="28"/>
           </w:rPr>
           <w:tab/>
         </w:r>
@@ -8341,6 +8457,8 @@
           <w:rPr>
             <w:noProof/>
             <w:webHidden/>
+            <w:sz w:val="28"/>
+            <w:szCs w:val="28"/>
           </w:rPr>
           <w:fldChar w:fldCharType="begin"/>
         </w:r>
@@ -8348,19 +8466,25 @@
           <w:rPr>
             <w:noProof/>
             <w:webHidden/>
+            <w:sz w:val="28"/>
+            <w:szCs w:val="28"/>
           </w:rPr>
-          <w:instrText xml:space="preserve"> PAGEREF _Toc230720954 \h </w:instrText>
+          <w:instrText xml:space="preserve"> PAGEREF _Toc230781799 \h </w:instrText>
         </w:r>
         <w:r>
           <w:rPr>
             <w:noProof/>
             <w:webHidden/>
+            <w:sz w:val="28"/>
+            <w:szCs w:val="28"/>
           </w:rPr>
         </w:r>
         <w:r>
           <w:rPr>
             <w:noProof/>
             <w:webHidden/>
+            <w:sz w:val="28"/>
+            <w:szCs w:val="28"/>
           </w:rPr>
           <w:fldChar w:fldCharType="separate"/>
         </w:r>
@@ -8368,13 +8492,17 @@
           <w:rPr>
             <w:noProof/>
             <w:webHidden/>
+            <w:sz w:val="28"/>
+            <w:szCs w:val="28"/>
           </w:rPr>
-          <w:t>34</w:t>
+          <w:t>35</w:t>
         </w:r>
         <w:r>
           <w:rPr>
             <w:noProof/>
             <w:webHidden/>
+            <w:sz w:val="28"/>
+            <w:szCs w:val="28"/>
           </w:rPr>
           <w:fldChar w:fldCharType="end"/>
         </w:r>
@@ -8396,12 +8524,14 @@
           <w14:ligatures w14:val="standardContextual"/>
         </w:rPr>
       </w:pPr>
-      <w:hyperlink w:anchor="_Toc230720955" w:history="1">
+      <w:hyperlink w:anchor="_Toc230781800" w:history="1">
         <w:r>
           <w:rPr>
             <w:rStyle w:val="Hyperlink"/>
             <w:rFonts w:eastAsiaTheme="majorEastAsia"/>
             <w:noProof/>
+            <w:sz w:val="28"/>
+            <w:szCs w:val="28"/>
           </w:rPr>
           <w:t>Hình 2.7</w:t>
         </w:r>
@@ -8410,6 +8540,8 @@
             <w:rStyle w:val="Hyperlink"/>
             <w:rFonts w:eastAsiaTheme="majorEastAsia"/>
             <w:noProof/>
+            <w:sz w:val="28"/>
+            <w:szCs w:val="28"/>
             <w:lang w:val="vi-VN"/>
           </w:rPr>
           <w:t xml:space="preserve"> Mô hình trao đổi thông tin sử dụng thuật toán mã hoá RSA</w:t>
@@ -8418,6 +8550,8 @@
           <w:rPr>
             <w:noProof/>
             <w:webHidden/>
+            <w:sz w:val="28"/>
+            <w:szCs w:val="28"/>
           </w:rPr>
           <w:tab/>
         </w:r>
@@ -8425,6 +8559,8 @@
           <w:rPr>
             <w:noProof/>
             <w:webHidden/>
+            <w:sz w:val="28"/>
+            <w:szCs w:val="28"/>
           </w:rPr>
           <w:fldChar w:fldCharType="begin"/>
         </w:r>
@@ -8432,19 +8568,25 @@
           <w:rPr>
             <w:noProof/>
             <w:webHidden/>
+            <w:sz w:val="28"/>
+            <w:szCs w:val="28"/>
           </w:rPr>
-          <w:instrText xml:space="preserve"> PAGEREF _Toc230720955 \h </w:instrText>
+          <w:instrText xml:space="preserve"> PAGEREF _Toc230781800 \h </w:instrText>
         </w:r>
         <w:r>
           <w:rPr>
             <w:noProof/>
             <w:webHidden/>
+            <w:sz w:val="28"/>
+            <w:szCs w:val="28"/>
           </w:rPr>
         </w:r>
         <w:r>
           <w:rPr>
             <w:noProof/>
             <w:webHidden/>
+            <w:sz w:val="28"/>
+            <w:szCs w:val="28"/>
           </w:rPr>
           <w:fldChar w:fldCharType="separate"/>
         </w:r>
@@ -8452,13 +8594,17 @@
           <w:rPr>
             <w:noProof/>
             <w:webHidden/>
+            <w:sz w:val="28"/>
+            <w:szCs w:val="28"/>
           </w:rPr>
-          <w:t>35</w:t>
+          <w:t>36</w:t>
         </w:r>
         <w:r>
           <w:rPr>
             <w:noProof/>
             <w:webHidden/>
+            <w:sz w:val="28"/>
+            <w:szCs w:val="28"/>
           </w:rPr>
           <w:fldChar w:fldCharType="end"/>
         </w:r>
@@ -8731,7 +8877,7 @@
           <w:lang w:val="vi-VN"/>
         </w:rPr>
       </w:pPr>
-      <w:bookmarkStart w:id="2" w:name="_Toc230720907"/>
+      <w:bookmarkStart w:id="2" w:name="_Toc230781752"/>
       <w:r>
         <w:rPr>
           <w:lang w:val="vi-VN"/>
@@ -8870,7 +9016,7 @@
           <w:lang w:val="vi-VN"/>
         </w:rPr>
       </w:pPr>
-      <w:bookmarkStart w:id="3" w:name="_Toc230720908"/>
+      <w:bookmarkStart w:id="3" w:name="_Toc230781753"/>
       <w:r>
         <w:rPr>
           <w:lang w:val="vi-VN"/>
@@ -8900,7 +9046,7 @@
           <w:lang w:val="vi-VN"/>
         </w:rPr>
       </w:pPr>
-      <w:bookmarkStart w:id="4" w:name="_Toc230720909"/>
+      <w:bookmarkStart w:id="4" w:name="_Toc230781754"/>
       <w:r>
         <w:rPr>
           <w:lang w:val="en-VN"/>
@@ -10335,7 +10481,7 @@
           <w:lang w:val="vi-VN"/>
         </w:rPr>
       </w:pPr>
-      <w:bookmarkStart w:id="5" w:name="_Toc230720910"/>
+      <w:bookmarkStart w:id="5" w:name="_Toc230781755"/>
       <w:r>
         <w:rPr>
           <w:lang w:val="en-VN"/>
@@ -11829,7 +11975,7 @@
           <w:lang w:val="vi-VN"/>
         </w:rPr>
       </w:pPr>
-      <w:bookmarkStart w:id="6" w:name="_Toc230720911"/>
+      <w:bookmarkStart w:id="6" w:name="_Toc230781756"/>
       <w:r>
         <w:rPr>
           <w:lang w:val="en-VN"/>
@@ -12124,7 +12270,7 @@
           <w:lang w:val="vi-VN"/>
         </w:rPr>
       </w:pPr>
-      <w:bookmarkStart w:id="7" w:name="_Toc230720912"/>
+      <w:bookmarkStart w:id="7" w:name="_Toc230781757"/>
       <w:r>
         <w:rPr>
           <w:lang w:val="en-VN"/>
@@ -12405,7 +12551,7 @@
           <w:lang w:val="vi-VN"/>
         </w:rPr>
       </w:pPr>
-      <w:bookmarkStart w:id="8" w:name="_Toc230720913"/>
+      <w:bookmarkStart w:id="8" w:name="_Toc230781758"/>
       <w:r>
         <w:rPr>
           <w:lang w:val="en-VN"/>
@@ -14263,7 +14409,7 @@
           <w:lang w:val="vi-VN"/>
         </w:rPr>
       </w:pPr>
-      <w:bookmarkStart w:id="9" w:name="_Toc230720914"/>
+      <w:bookmarkStart w:id="9" w:name="_Toc230781759"/>
       <w:r>
         <w:rPr>
           <w:lang w:val="en-VN"/>
@@ -15053,7 +15199,7 @@
           <w:lang w:val="vi-VN"/>
         </w:rPr>
       </w:pPr>
-      <w:bookmarkStart w:id="10" w:name="_Toc230720915"/>
+      <w:bookmarkStart w:id="10" w:name="_Toc230781760"/>
       <w:r>
         <w:rPr>
           <w:lang w:val="en-VN"/>
@@ -15228,7 +15374,7 @@
           <w:lang w:val="vi-VN"/>
         </w:rPr>
       </w:pPr>
-      <w:bookmarkStart w:id="11" w:name="_Toc230720916"/>
+      <w:bookmarkStart w:id="11" w:name="_Toc230781761"/>
       <w:r>
         <w:rPr>
           <w:lang w:val="en-VN"/>
@@ -15448,7 +15594,7 @@
           <w:lang w:val="vi-VN"/>
         </w:rPr>
       </w:pPr>
-      <w:bookmarkStart w:id="12" w:name="_Toc230720917"/>
+      <w:bookmarkStart w:id="12" w:name="_Toc230781762"/>
       <w:r>
         <w:rPr>
           <w:lang w:val="en-VN"/>
@@ -15984,7 +16130,7 @@
           <w:lang w:val="vi-VN"/>
         </w:rPr>
       </w:pPr>
-      <w:bookmarkStart w:id="13" w:name="_Toc230720918"/>
+      <w:bookmarkStart w:id="13" w:name="_Toc230781763"/>
       <w:r>
         <w:rPr>
           <w:lang w:val="en-VN"/>
@@ -16391,7 +16537,7 @@
           <w:lang w:val="vi-VN"/>
         </w:rPr>
       </w:pPr>
-      <w:bookmarkStart w:id="14" w:name="_Toc230720919"/>
+      <w:bookmarkStart w:id="14" w:name="_Toc230781764"/>
       <w:r>
         <w:rPr>
           <w:lang w:val="en-VN"/>
@@ -16560,7 +16706,7 @@
           <w:lang w:val="vi-VN"/>
         </w:rPr>
       </w:pPr>
-      <w:bookmarkStart w:id="15" w:name="_Toc230720920"/>
+      <w:bookmarkStart w:id="15" w:name="_Toc230781765"/>
       <w:r>
         <w:rPr>
           <w:lang w:val="en-VN"/>
@@ -16651,7 +16797,7 @@
           <w:lang w:val="vi-VN"/>
         </w:rPr>
       </w:pPr>
-      <w:bookmarkStart w:id="16" w:name="_Toc230720921"/>
+      <w:bookmarkStart w:id="16" w:name="_Toc230781766"/>
       <w:r>
         <w:rPr>
           <w:lang w:val="en-VN"/>
@@ -16790,7 +16936,7 @@
           <w:lang w:val="vi-VN"/>
         </w:rPr>
       </w:pPr>
-      <w:bookmarkStart w:id="17" w:name="_Toc230720922"/>
+      <w:bookmarkStart w:id="17" w:name="_Toc230781767"/>
       <w:r>
         <w:rPr>
           <w:lang w:val="en-VN"/>
@@ -16909,7 +17055,7 @@
           <w:lang w:val="vi-VN"/>
         </w:rPr>
       </w:pPr>
-      <w:bookmarkStart w:id="18" w:name="_Toc230720923"/>
+      <w:bookmarkStart w:id="18" w:name="_Toc230781768"/>
       <w:r>
         <w:rPr>
           <w:lang w:val="en-VN"/>
@@ -17009,7 +17155,7 @@
           <w:lang w:val="vi-VN"/>
         </w:rPr>
       </w:pPr>
-      <w:bookmarkStart w:id="19" w:name="_Toc230720924"/>
+      <w:bookmarkStart w:id="19" w:name="_Toc230781769"/>
       <w:r>
         <w:rPr>
           <w:lang w:val="en-VN"/>
@@ -17394,7 +17540,7 @@
           <w:lang w:val="vi-VN"/>
         </w:rPr>
       </w:pPr>
-      <w:bookmarkStart w:id="20" w:name="_Toc230720925"/>
+      <w:bookmarkStart w:id="20" w:name="_Toc230781770"/>
       <w:r>
         <w:lastRenderedPageBreak/>
         <w:t>CHƯƠNG 2: KẾT QUẢ NGHIÊN CỨU</w:t>
@@ -17424,7 +17570,7 @@
           <w:lang w:val="vi-VN"/>
         </w:rPr>
       </w:pPr>
-      <w:bookmarkStart w:id="21" w:name="_Toc230720926"/>
+      <w:bookmarkStart w:id="21" w:name="_Toc230781771"/>
       <w:r>
         <w:rPr>
           <w:lang w:val="en-VN"/>
@@ -17523,7 +17669,7 @@
           <w:lang w:val="vi-VN"/>
         </w:rPr>
       </w:pPr>
-      <w:bookmarkStart w:id="22" w:name="_Toc230720927"/>
+      <w:bookmarkStart w:id="22" w:name="_Toc230781772"/>
       <w:r>
         <w:rPr>
           <w:lang w:val="en-VN"/>
@@ -19046,7 +19192,7 @@
           <w:lang w:val="vi-VN"/>
         </w:rPr>
       </w:pPr>
-      <w:bookmarkStart w:id="23" w:name="_Toc230720928"/>
+      <w:bookmarkStart w:id="23" w:name="_Toc230781773"/>
       <w:r>
         <w:rPr>
           <w:lang w:val="en-VN"/>
@@ -19251,10 +19397,10 @@
           <w:sz w:val="20"/>
         </w:rPr>
         <w:drawing>
-          <wp:inline distT="0" distB="0" distL="0" distR="0" wp14:anchorId="7D93C011" wp14:editId="0E7883E6">
-            <wp:extent cx="5365214" cy="2522778"/>
-            <wp:effectExtent l="0" t="0" r="0" b="5080"/>
-            <wp:docPr id="28" name="Image 28" descr="Mã hóa khóa công khai"/>
+          <wp:inline distT="0" distB="0" distL="0" distR="0" wp14:anchorId="7D93C011" wp14:editId="60DFE12D">
+            <wp:extent cx="5404067" cy="2148116"/>
+            <wp:effectExtent l="0" t="0" r="0" b="0"/>
+            <wp:docPr id="28" name="Image 28"/>
             <wp:cNvGraphicFramePr>
               <a:graphicFrameLocks xmlns:a="http://schemas.openxmlformats.org/drawingml/2006/main"/>
             </wp:cNvGraphicFramePr>
@@ -19262,11 +19408,17 @@
               <a:graphicData uri="http://schemas.openxmlformats.org/drawingml/2006/picture">
                 <pic:pic xmlns:pic="http://schemas.openxmlformats.org/drawingml/2006/picture">
                   <pic:nvPicPr>
-                    <pic:cNvPr id="28" name="Image 28" descr="Mã hóa khóa công khai"/>
+                    <pic:cNvPr id="28" name="Image 28"/>
                     <pic:cNvPicPr/>
                   </pic:nvPicPr>
                   <pic:blipFill>
-                    <a:blip r:embed="rId12" cstate="print"/>
+                    <a:blip r:embed="rId12">
+                      <a:extLst>
+                        <a:ext uri="{28A0092B-C50C-407E-A947-70E740481C1C}">
+                          <a14:useLocalDpi xmlns:a14="http://schemas.microsoft.com/office/drawing/2010/main" val="0"/>
+                        </a:ext>
+                      </a:extLst>
+                    </a:blip>
                     <a:stretch>
                       <a:fillRect/>
                     </a:stretch>
@@ -19274,7 +19426,7 @@
                   <pic:spPr>
                     <a:xfrm>
                       <a:off x="0" y="0"/>
-                      <a:ext cx="5404067" cy="2541047"/>
+                      <a:ext cx="5404067" cy="2148116"/>
                     </a:xfrm>
                     <a:prstGeom prst="rect">
                       <a:avLst/>
@@ -19299,7 +19451,7 @@
           <w:lang w:val="vi-VN"/>
         </w:rPr>
       </w:pPr>
-      <w:bookmarkStart w:id="24" w:name="_Toc230720949"/>
+      <w:bookmarkStart w:id="24" w:name="_Toc230781794"/>
       <w:r>
         <w:rPr>
           <w:color w:val="000000" w:themeColor="text1"/>
@@ -19458,11 +19610,12 @@
           <w:lang w:val="vi-VN"/>
         </w:rPr>
       </w:pPr>
-      <w:bookmarkStart w:id="25" w:name="_Toc230720929"/>
+      <w:bookmarkStart w:id="25" w:name="_Toc230781774"/>
       <w:r>
         <w:rPr>
           <w:lang w:val="en-VN"/>
         </w:rPr>
+        <w:lastRenderedPageBreak/>
         <w:t>Độ an toàn của mã hóa khóa công khai</w:t>
       </w:r>
       <w:bookmarkEnd w:id="25"/>
@@ -19582,7 +19735,7 @@
           <w:lang w:val="vi-VN"/>
         </w:rPr>
       </w:pPr>
-      <w:bookmarkStart w:id="26" w:name="_Toc230720930"/>
+      <w:bookmarkStart w:id="26" w:name="_Toc230781775"/>
       <w:r>
         <w:rPr>
           <w:lang w:val="en-VN"/>
@@ -20568,7 +20721,7 @@
           <w:lang w:val="vi-VN"/>
         </w:rPr>
       </w:pPr>
-      <w:bookmarkStart w:id="27" w:name="_Toc230720931"/>
+      <w:bookmarkStart w:id="27" w:name="_Toc230781776"/>
       <w:r>
         <w:rPr>
           <w:lang w:val="en-VN"/>
@@ -20640,7 +20793,7 @@
           <w:lang w:val="vi-VN"/>
         </w:rPr>
       </w:pPr>
-      <w:bookmarkStart w:id="28" w:name="_Toc230720932"/>
+      <w:bookmarkStart w:id="28" w:name="_Toc230781777"/>
       <w:r>
         <w:rPr>
           <w:lang w:val="en-VN"/>
@@ -20675,7 +20828,7 @@
           <w:lang w:val="vi-VN"/>
         </w:rPr>
       </w:pPr>
-      <w:bookmarkStart w:id="29" w:name="_Toc230720933"/>
+      <w:bookmarkStart w:id="29" w:name="_Toc230781778"/>
       <w:r>
         <w:rPr>
           <w:lang w:val="en-VN"/>
@@ -23134,7 +23287,7 @@
           <w:lang w:val="vi-VN"/>
         </w:rPr>
       </w:pPr>
-      <w:bookmarkStart w:id="30" w:name="_Toc230720934"/>
+      <w:bookmarkStart w:id="30" w:name="_Toc230781779"/>
       <w:r>
         <w:rPr>
           <w:lang w:val="en-VN"/>
@@ -23431,7 +23584,7 @@
           <w:lang w:val="vi-VN"/>
         </w:rPr>
       </w:pPr>
-      <w:bookmarkStart w:id="31" w:name="_Toc230720935"/>
+      <w:bookmarkStart w:id="31" w:name="_Toc230781780"/>
       <w:r>
         <w:rPr>
           <w:lang w:val="en-VN"/>
@@ -23939,7 +24092,7 @@
           <w:lang w:val="vi-VN"/>
         </w:rPr>
       </w:pPr>
-      <w:bookmarkStart w:id="32" w:name="_Toc230720936"/>
+      <w:bookmarkStart w:id="32" w:name="_Toc230781781"/>
       <w:r>
         <w:rPr>
           <w:lang w:val="en-VN"/>
@@ -25510,7 +25663,7 @@
                                 <w:szCs w:val="28"/>
                               </w:rPr>
                             </w:pPr>
-                            <w:bookmarkStart w:id="33" w:name="_Toc230720950"/>
+                            <w:bookmarkStart w:id="33" w:name="_Toc230781795"/>
                             <w:r>
                               <w:rPr>
                                 <w:color w:val="000000" w:themeColor="text1"/>
@@ -25608,7 +25761,7 @@
                           <w:szCs w:val="28"/>
                         </w:rPr>
                       </w:pPr>
-                      <w:bookmarkStart w:id="34" w:name="_Toc230720950"/>
+                      <w:bookmarkStart w:id="34" w:name="_Toc230781795"/>
                       <w:r>
                         <w:rPr>
                           <w:color w:val="000000" w:themeColor="text1"/>
@@ -27039,14 +27192,14 @@
           <w:lang w:val="vi-VN"/>
         </w:rPr>
       </w:pPr>
-      <w:bookmarkStart w:id="34" w:name="_Toc230720937"/>
+      <w:bookmarkStart w:id="35" w:name="_Toc230781782"/>
       <w:r>
         <w:rPr>
           <w:lang w:val="en-VN"/>
         </w:rPr>
         <w:t>Ưu điểm của chữ ký số</w:t>
       </w:r>
-      <w:bookmarkEnd w:id="34"/>
+      <w:bookmarkEnd w:id="35"/>
       <w:r>
         <w:rPr>
           <w:lang w:val="en-VN"/>
@@ -27409,14 +27562,14 @@
           <w:lang w:val="vi-VN"/>
         </w:rPr>
       </w:pPr>
-      <w:bookmarkStart w:id="35" w:name="_Toc230720938"/>
+      <w:bookmarkStart w:id="36" w:name="_Toc230781783"/>
       <w:r>
         <w:rPr>
           <w:lang w:val="en-VN"/>
         </w:rPr>
         <w:t>Tổng quan về kỹ thuật của chữ ký số</w:t>
       </w:r>
-      <w:bookmarkEnd w:id="35"/>
+      <w:bookmarkEnd w:id="36"/>
       <w:r>
         <w:rPr>
           <w:lang w:val="en-VN"/>
@@ -27767,7 +27920,7 @@
                                 <w:szCs w:val="28"/>
                               </w:rPr>
                             </w:pPr>
-                            <w:bookmarkStart w:id="36" w:name="_Toc230720951"/>
+                            <w:bookmarkStart w:id="37" w:name="_Toc230781796"/>
                             <w:r>
                               <w:rPr>
                                 <w:color w:val="000000" w:themeColor="text1"/>
@@ -27826,7 +27979,7 @@
                               </w:rPr>
                               <w:t xml:space="preserve"> Quy trình tạo chữ ký số</w:t>
                             </w:r>
-                            <w:bookmarkEnd w:id="36"/>
+                            <w:bookmarkEnd w:id="37"/>
                           </w:p>
                         </w:txbxContent>
                       </wps:txbx>
@@ -27861,7 +28014,7 @@
                           <w:szCs w:val="28"/>
                         </w:rPr>
                       </w:pPr>
-                      <w:bookmarkStart w:id="38" w:name="_Toc230720951"/>
+                      <w:bookmarkStart w:id="38" w:name="_Toc230781796"/>
                       <w:r>
                         <w:rPr>
                           <w:color w:val="000000" w:themeColor="text1"/>
@@ -28163,14 +28316,14 @@
           <w:lang w:val="vi-VN"/>
         </w:rPr>
       </w:pPr>
-      <w:bookmarkStart w:id="37" w:name="_Toc230720939"/>
+      <w:bookmarkStart w:id="39" w:name="_Toc230781784"/>
       <w:r>
         <w:rPr>
           <w:lang w:val="en-VN"/>
         </w:rPr>
         <w:t>Ứng dụng của chữ ký số</w:t>
       </w:r>
-      <w:bookmarkEnd w:id="37"/>
+      <w:bookmarkEnd w:id="39"/>
       <w:r>
         <w:rPr>
           <w:lang w:val="en-VN"/>
@@ -28222,10 +28375,10 @@
           <w:noProof/>
         </w:rPr>
         <w:drawing>
-          <wp:inline distT="0" distB="0" distL="0" distR="0" wp14:anchorId="294724C9" wp14:editId="295AEFDD">
-            <wp:extent cx="5271001" cy="3499556"/>
-            <wp:effectExtent l="0" t="0" r="6350" b="5715"/>
-            <wp:docPr id="1" name="Picture 1" descr="Chữ ký số được dùng cho mục đích gì?"/>
+          <wp:inline distT="0" distB="0" distL="0" distR="0" wp14:anchorId="294724C9" wp14:editId="63349C78">
+            <wp:extent cx="5265998" cy="3499556"/>
+            <wp:effectExtent l="0" t="0" r="5080" b="5715"/>
+            <wp:docPr id="1" name="Picture 1"/>
             <wp:cNvGraphicFramePr>
               <a:graphicFrameLocks xmlns:a="http://schemas.openxmlformats.org/drawingml/2006/main" noChangeAspect="1"/>
             </wp:cNvGraphicFramePr>
@@ -28233,7 +28386,7 @@
               <a:graphicData uri="http://schemas.openxmlformats.org/drawingml/2006/picture">
                 <pic:pic xmlns:pic="http://schemas.openxmlformats.org/drawingml/2006/picture">
                   <pic:nvPicPr>
-                    <pic:cNvPr id="0" name="Picture 1" descr="Chữ ký số được dùng cho mục đích gì?"/>
+                    <pic:cNvPr id="1" name="Picture 1"/>
                     <pic:cNvPicPr>
                       <a:picLocks noChangeAspect="1" noChangeArrowheads="1"/>
                     </pic:cNvPicPr>
@@ -28246,7 +28399,6 @@
                         </a:ext>
                       </a:extLst>
                     </a:blip>
-                    <a:srcRect/>
                     <a:stretch>
                       <a:fillRect/>
                     </a:stretch>
@@ -28254,7 +28406,7 @@
                   <pic:spPr bwMode="auto">
                     <a:xfrm>
                       <a:off x="0" y="0"/>
-                      <a:ext cx="5271001" cy="3499556"/>
+                      <a:ext cx="5265998" cy="3499556"/>
                     </a:xfrm>
                     <a:prstGeom prst="rect">
                       <a:avLst/>
@@ -28283,7 +28435,7 @@
           <w:lang w:val="vi-VN"/>
         </w:rPr>
       </w:pPr>
-      <w:bookmarkStart w:id="38" w:name="_Toc230720952"/>
+      <w:bookmarkStart w:id="40" w:name="_Toc230781797"/>
       <w:r>
         <w:rPr>
           <w:color w:val="000000" w:themeColor="text1"/>
@@ -28342,7 +28494,7 @@
         </w:rPr>
         <w:t xml:space="preserve"> Sáu lĩnh vực về việc sử dụng chữ ký số</w:t>
       </w:r>
-      <w:bookmarkEnd w:id="38"/>
+      <w:bookmarkEnd w:id="40"/>
     </w:p>
     <w:p>
       <w:pPr>
@@ -29616,14 +29768,14 @@
           <w:lang w:val="vi-VN"/>
         </w:rPr>
       </w:pPr>
-      <w:bookmarkStart w:id="39" w:name="_Toc230720940"/>
+      <w:bookmarkStart w:id="41" w:name="_Toc230781785"/>
       <w:r>
         <w:rPr>
           <w:lang w:val="en-VN"/>
         </w:rPr>
         <w:t>Sử dụng chữ ký số</w:t>
       </w:r>
-      <w:bookmarkEnd w:id="39"/>
+      <w:bookmarkEnd w:id="41"/>
       <w:r>
         <w:rPr>
           <w:lang w:val="en-VN"/>
@@ -29898,14 +30050,14 @@
           <w:lang w:val="vi-VN"/>
         </w:rPr>
       </w:pPr>
-      <w:bookmarkStart w:id="40" w:name="_Toc230720941"/>
+      <w:bookmarkStart w:id="42" w:name="_Toc230781786"/>
       <w:r>
         <w:rPr>
           <w:lang w:val="en-VN"/>
         </w:rPr>
         <w:t>Nghiên cứu, tìm hiểu về hệ mật RSA và chữ ký số RSA</w:t>
       </w:r>
-      <w:bookmarkEnd w:id="40"/>
+      <w:bookmarkEnd w:id="42"/>
       <w:r>
         <w:rPr>
           <w:lang w:val="en-VN"/>
@@ -29933,14 +30085,14 @@
           <w:lang w:val="vi-VN"/>
         </w:rPr>
       </w:pPr>
-      <w:bookmarkStart w:id="41" w:name="_Toc230720942"/>
+      <w:bookmarkStart w:id="43" w:name="_Toc230781787"/>
       <w:r>
         <w:rPr>
           <w:lang w:val="en-VN"/>
         </w:rPr>
         <w:t>Giới thiệu chung về hệ mã RSA</w:t>
       </w:r>
-      <w:bookmarkEnd w:id="41"/>
+      <w:bookmarkEnd w:id="43"/>
       <w:r>
         <w:rPr>
           <w:lang w:val="en-VN"/>
@@ -30249,7 +30401,7 @@
           <w:lang w:val="vi-VN"/>
         </w:rPr>
       </w:pPr>
-      <w:bookmarkStart w:id="42" w:name="_Toc230720943"/>
+      <w:bookmarkStart w:id="44" w:name="_Toc230781788"/>
       <w:r>
         <w:rPr>
           <w:lang w:val="en-VN"/>
@@ -30268,7 +30420,7 @@
         </w:rPr>
         <w:t>RSA</w:t>
       </w:r>
-      <w:bookmarkEnd w:id="42"/>
+      <w:bookmarkEnd w:id="44"/>
       <w:r>
         <w:rPr>
           <w:lang w:val="en-VN"/>
@@ -30368,7 +30520,7 @@
           <w:lang w:val="vi-VN"/>
         </w:rPr>
       </w:pPr>
-      <w:bookmarkStart w:id="43" w:name="_Toc230720953"/>
+      <w:bookmarkStart w:id="45" w:name="_Toc230781798"/>
       <w:r>
         <w:rPr>
           <w:color w:val="000000" w:themeColor="text1"/>
@@ -30427,7 +30579,7 @@
         </w:rPr>
         <w:t xml:space="preserve"> Mật mã khoá công khai</w:t>
       </w:r>
-      <w:bookmarkEnd w:id="43"/>
+      <w:bookmarkEnd w:id="45"/>
     </w:p>
     <w:p>
       <w:pPr>
@@ -30472,14 +30624,14 @@
           <w:lang w:val="vi-VN"/>
         </w:rPr>
       </w:pPr>
-      <w:bookmarkStart w:id="44" w:name="_Toc230720944"/>
+      <w:bookmarkStart w:id="46" w:name="_Toc230781789"/>
       <w:r>
         <w:rPr>
           <w:lang w:val="en-VN"/>
         </w:rPr>
         <w:t>Thuật toán RSA</w:t>
       </w:r>
-      <w:bookmarkEnd w:id="44"/>
+      <w:bookmarkEnd w:id="46"/>
       <w:r>
         <w:rPr>
           <w:lang w:val="en-VN"/>
@@ -31099,7 +31251,7 @@
           <w:lang w:val="vi-VN"/>
         </w:rPr>
       </w:pPr>
-      <w:bookmarkStart w:id="45" w:name="_Toc230720954"/>
+      <w:bookmarkStart w:id="47" w:name="_Toc230781799"/>
       <w:r>
         <w:rPr>
           <w:color w:val="000000" w:themeColor="text1"/>
@@ -31158,7 +31310,7 @@
         </w:rPr>
         <w:t xml:space="preserve"> Sơ đồ giai đoạn tạo khoá RSA</w:t>
       </w:r>
-      <w:bookmarkEnd w:id="45"/>
+      <w:bookmarkEnd w:id="47"/>
     </w:p>
     <w:p>
       <w:pPr>
@@ -31494,7 +31646,7 @@
           <w:lang w:val="vi-VN"/>
         </w:rPr>
       </w:pPr>
-      <w:bookmarkStart w:id="46" w:name="_Toc230720955"/>
+      <w:bookmarkStart w:id="48" w:name="_Toc230781800"/>
       <w:r>
         <w:rPr>
           <w:color w:val="000000" w:themeColor="text1"/>
@@ -31553,7 +31705,7 @@
         </w:rPr>
         <w:t xml:space="preserve"> Mô hình trao đổi thông tin sử dụng thuật toán mã hoá RSA</w:t>
       </w:r>
-      <w:bookmarkEnd w:id="46"/>
+      <w:bookmarkEnd w:id="48"/>
     </w:p>
     <w:p>
       <w:pPr>
@@ -32502,7 +32654,7 @@
           <w:lang w:val="vi-VN"/>
         </w:rPr>
       </w:pPr>
-      <w:bookmarkStart w:id="47" w:name="_Toc230720945"/>
+      <w:bookmarkStart w:id="49" w:name="_Toc230781790"/>
       <w:r>
         <w:rPr>
           <w:lang w:val="en-VN"/>
@@ -32521,7 +32673,7 @@
         </w:rPr>
         <w:t xml:space="preserve"> giá về hệ mật RSA</w:t>
       </w:r>
-      <w:bookmarkEnd w:id="47"/>
+      <w:bookmarkEnd w:id="49"/>
     </w:p>
     <w:p>
       <w:pPr>
@@ -32663,14 +32815,14 @@
           <w:lang w:val="vi-VN"/>
         </w:rPr>
       </w:pPr>
-      <w:bookmarkStart w:id="48" w:name="_Toc230720946"/>
+      <w:bookmarkStart w:id="50" w:name="_Toc230781791"/>
       <w:r>
         <w:rPr>
           <w:lang w:val="en-VN"/>
         </w:rPr>
         <w:t>Ưu và nhược điểm của RSA</w:t>
       </w:r>
-      <w:bookmarkEnd w:id="48"/>
+      <w:bookmarkEnd w:id="50"/>
       <w:r>
         <w:rPr>
           <w:lang w:val="en-VN"/>
@@ -33061,14 +33213,14 @@
           <w:lang w:val="vi-VN"/>
         </w:rPr>
       </w:pPr>
-      <w:bookmarkStart w:id="49" w:name="_Toc230720947"/>
+      <w:bookmarkStart w:id="51" w:name="_Toc230781792"/>
       <w:r>
         <w:rPr>
           <w:lang w:val="en-VN"/>
         </w:rPr>
         <w:t>Ứng dụng thuật toán RSA</w:t>
       </w:r>
-      <w:bookmarkEnd w:id="49"/>
+      <w:bookmarkEnd w:id="51"/>
       <w:r>
         <w:rPr>
           <w:lang w:val="en-VN"/>
@@ -33720,12 +33872,12 @@
       <w:pPr>
         <w:pStyle w:val="Heading1"/>
       </w:pPr>
-      <w:bookmarkStart w:id="50" w:name="_Toc230720948"/>
+      <w:bookmarkStart w:id="52" w:name="_Toc230781793"/>
       <w:r>
         <w:lastRenderedPageBreak/>
         <w:t>TÀI LIỆU THAM KHẢO</w:t>
       </w:r>
-      <w:bookmarkEnd w:id="50"/>
+      <w:bookmarkEnd w:id="52"/>
       <w:r>
         <w:t xml:space="preserve"> </w:t>
       </w:r>
